--- a/INFORME/BañosGarcíaDiego_Informe.docx
+++ b/INFORME/BañosGarcíaDiego_Informe.docx
@@ -583,7 +583,7 @@
           <w:r>
             <w:fldChar w:fldCharType="separate"/>
           </w:r>
-          <w:hyperlink w:anchor="_Toc216101921" w:history="1">
+          <w:hyperlink w:anchor="_Toc216298415" w:history="1">
             <w:r>
               <w:rPr>
                 <w:rStyle w:val="Hipervnculo"/>
@@ -623,7 +623,7 @@
               <w:rPr>
                 <w:webHidden/>
               </w:rPr>
-              <w:instrText xml:space="preserve"> PAGEREF _Toc216101921 \h </w:instrText>
+              <w:instrText xml:space="preserve"> PAGEREF _Toc216298415 \h </w:instrText>
             </w:r>
             <w:r>
               <w:rPr>
@@ -662,7 +662,7 @@
               <w:lang w:eastAsia="es-ES"/>
             </w:rPr>
           </w:pPr>
-          <w:hyperlink w:anchor="_Toc216101922" w:history="1">
+          <w:hyperlink w:anchor="_Toc216298416" w:history="1">
             <w:r>
               <w:rPr>
                 <w:rStyle w:val="Hipervnculo"/>
@@ -702,7 +702,7 @@
               <w:rPr>
                 <w:webHidden/>
               </w:rPr>
-              <w:instrText xml:space="preserve"> PAGEREF _Toc216101922 \h </w:instrText>
+              <w:instrText xml:space="preserve"> PAGEREF _Toc216298416 \h </w:instrText>
             </w:r>
             <w:r>
               <w:rPr>
@@ -744,7 +744,7 @@
               <w:lang w:eastAsia="es-ES"/>
             </w:rPr>
           </w:pPr>
-          <w:hyperlink w:anchor="_Toc216101923" w:history="1">
+          <w:hyperlink w:anchor="_Toc216298417" w:history="1">
             <w:r>
               <w:rPr>
                 <w:rStyle w:val="Hipervnculo"/>
@@ -788,7 +788,7 @@
                 <w:noProof/>
                 <w:webHidden/>
               </w:rPr>
-              <w:instrText xml:space="preserve"> PAGEREF _Toc216101923 \h </w:instrText>
+              <w:instrText xml:space="preserve"> PAGEREF _Toc216298417 \h </w:instrText>
             </w:r>
             <w:r>
               <w:rPr>
@@ -834,7 +834,7 @@
               <w:lang w:eastAsia="es-ES"/>
             </w:rPr>
           </w:pPr>
-          <w:hyperlink w:anchor="_Toc216101924" w:history="1">
+          <w:hyperlink w:anchor="_Toc216298418" w:history="1">
             <w:r>
               <w:rPr>
                 <w:rStyle w:val="Hipervnculo"/>
@@ -878,7 +878,7 @@
                 <w:noProof/>
                 <w:webHidden/>
               </w:rPr>
-              <w:instrText xml:space="preserve"> PAGEREF _Toc216101924 \h </w:instrText>
+              <w:instrText xml:space="preserve"> PAGEREF _Toc216298418 \h </w:instrText>
             </w:r>
             <w:r>
               <w:rPr>
@@ -924,7 +924,7 @@
               <w:lang w:eastAsia="es-ES"/>
             </w:rPr>
           </w:pPr>
-          <w:hyperlink w:anchor="_Toc216101925" w:history="1">
+          <w:hyperlink w:anchor="_Toc216298419" w:history="1">
             <w:r>
               <w:rPr>
                 <w:rStyle w:val="Hipervnculo"/>
@@ -968,7 +968,7 @@
                 <w:noProof/>
                 <w:webHidden/>
               </w:rPr>
-              <w:instrText xml:space="preserve"> PAGEREF _Toc216101925 \h </w:instrText>
+              <w:instrText xml:space="preserve"> PAGEREF _Toc216298419 \h </w:instrText>
             </w:r>
             <w:r>
               <w:rPr>
@@ -1014,7 +1014,7 @@
               <w:lang w:eastAsia="es-ES"/>
             </w:rPr>
           </w:pPr>
-          <w:hyperlink w:anchor="_Toc216101926" w:history="1">
+          <w:hyperlink w:anchor="_Toc216298420" w:history="1">
             <w:r>
               <w:rPr>
                 <w:rStyle w:val="Hipervnculo"/>
@@ -1058,7 +1058,7 @@
                 <w:noProof/>
                 <w:webHidden/>
               </w:rPr>
-              <w:instrText xml:space="preserve"> PAGEREF _Toc216101926 \h </w:instrText>
+              <w:instrText xml:space="preserve"> PAGEREF _Toc216298420 \h </w:instrText>
             </w:r>
             <w:r>
               <w:rPr>
@@ -1104,7 +1104,7 @@
               <w:lang w:eastAsia="es-ES"/>
             </w:rPr>
           </w:pPr>
-          <w:hyperlink w:anchor="_Toc216101927" w:history="1">
+          <w:hyperlink w:anchor="_Toc216298421" w:history="1">
             <w:r>
               <w:rPr>
                 <w:rStyle w:val="Hipervnculo"/>
@@ -1148,7 +1148,7 @@
                 <w:noProof/>
                 <w:webHidden/>
               </w:rPr>
-              <w:instrText xml:space="preserve"> PAGEREF _Toc216101927 \h </w:instrText>
+              <w:instrText xml:space="preserve"> PAGEREF _Toc216298421 \h </w:instrText>
             </w:r>
             <w:r>
               <w:rPr>
@@ -1168,7 +1168,7 @@
                 <w:noProof/>
                 <w:webHidden/>
               </w:rPr>
-              <w:t>3</w:t>
+              <w:t>4</w:t>
             </w:r>
             <w:r>
               <w:rPr>
@@ -1194,7 +1194,7 @@
               <w:lang w:eastAsia="es-ES"/>
             </w:rPr>
           </w:pPr>
-          <w:hyperlink w:anchor="_Toc216101928" w:history="1">
+          <w:hyperlink w:anchor="_Toc216298422" w:history="1">
             <w:r>
               <w:rPr>
                 <w:rStyle w:val="Hipervnculo"/>
@@ -1238,7 +1238,7 @@
                 <w:noProof/>
                 <w:webHidden/>
               </w:rPr>
-              <w:instrText xml:space="preserve"> PAGEREF _Toc216101928 \h </w:instrText>
+              <w:instrText xml:space="preserve"> PAGEREF _Toc216298422 \h </w:instrText>
             </w:r>
             <w:r>
               <w:rPr>
@@ -1284,7 +1284,7 @@
               <w:lang w:eastAsia="es-ES"/>
             </w:rPr>
           </w:pPr>
-          <w:hyperlink w:anchor="_Toc216101929" w:history="1">
+          <w:hyperlink w:anchor="_Toc216298423" w:history="1">
             <w:r>
               <w:rPr>
                 <w:rStyle w:val="Hipervnculo"/>
@@ -1328,7 +1328,7 @@
                 <w:noProof/>
                 <w:webHidden/>
               </w:rPr>
-              <w:instrText xml:space="preserve"> PAGEREF _Toc216101929 \h </w:instrText>
+              <w:instrText xml:space="preserve"> PAGEREF _Toc216298423 \h </w:instrText>
             </w:r>
             <w:r>
               <w:rPr>
@@ -1374,7 +1374,7 @@
               <w:lang w:eastAsia="es-ES"/>
             </w:rPr>
           </w:pPr>
-          <w:hyperlink w:anchor="_Toc216101930" w:history="1">
+          <w:hyperlink w:anchor="_Toc216298424" w:history="1">
             <w:r>
               <w:rPr>
                 <w:rStyle w:val="Hipervnculo"/>
@@ -1418,7 +1418,7 @@
                 <w:noProof/>
                 <w:webHidden/>
               </w:rPr>
-              <w:instrText xml:space="preserve"> PAGEREF _Toc216101930 \h </w:instrText>
+              <w:instrText xml:space="preserve"> PAGEREF _Toc216298424 \h </w:instrText>
             </w:r>
             <w:r>
               <w:rPr>
@@ -1438,7 +1438,7 @@
                 <w:noProof/>
                 <w:webHidden/>
               </w:rPr>
-              <w:t>4</w:t>
+              <w:t>5</w:t>
             </w:r>
             <w:r>
               <w:rPr>
@@ -1464,7 +1464,7 @@
               <w:lang w:eastAsia="es-ES"/>
             </w:rPr>
           </w:pPr>
-          <w:hyperlink w:anchor="_Toc216101931" w:history="1">
+          <w:hyperlink w:anchor="_Toc216298425" w:history="1">
             <w:r>
               <w:rPr>
                 <w:rStyle w:val="Hipervnculo"/>
@@ -1508,7 +1508,7 @@
                 <w:noProof/>
                 <w:webHidden/>
               </w:rPr>
-              <w:instrText xml:space="preserve"> PAGEREF _Toc216101931 \h </w:instrText>
+              <w:instrText xml:space="preserve"> PAGEREF _Toc216298425 \h </w:instrText>
             </w:r>
             <w:r>
               <w:rPr>
@@ -1554,7 +1554,7 @@
               <w:lang w:eastAsia="es-ES"/>
             </w:rPr>
           </w:pPr>
-          <w:hyperlink w:anchor="_Toc216101932" w:history="1">
+          <w:hyperlink w:anchor="_Toc216298426" w:history="1">
             <w:r>
               <w:rPr>
                 <w:rStyle w:val="Hipervnculo"/>
@@ -1598,7 +1598,7 @@
                 <w:noProof/>
                 <w:webHidden/>
               </w:rPr>
-              <w:instrText xml:space="preserve"> PAGEREF _Toc216101932 \h </w:instrText>
+              <w:instrText xml:space="preserve"> PAGEREF _Toc216298426 \h </w:instrText>
             </w:r>
             <w:r>
               <w:rPr>
@@ -1644,7 +1644,7 @@
               <w:lang w:eastAsia="es-ES"/>
             </w:rPr>
           </w:pPr>
-          <w:hyperlink w:anchor="_Toc216101933" w:history="1">
+          <w:hyperlink w:anchor="_Toc216298427" w:history="1">
             <w:r>
               <w:rPr>
                 <w:rStyle w:val="Hipervnculo"/>
@@ -1688,7 +1688,7 @@
                 <w:noProof/>
                 <w:webHidden/>
               </w:rPr>
-              <w:instrText xml:space="preserve"> PAGEREF _Toc216101933 \h </w:instrText>
+              <w:instrText xml:space="preserve"> PAGEREF _Toc216298427 \h </w:instrText>
             </w:r>
             <w:r>
               <w:rPr>
@@ -1734,7 +1734,7 @@
               <w:lang w:eastAsia="es-ES"/>
             </w:rPr>
           </w:pPr>
-          <w:hyperlink w:anchor="_Toc216101934" w:history="1">
+          <w:hyperlink w:anchor="_Toc216298428" w:history="1">
             <w:r>
               <w:rPr>
                 <w:rStyle w:val="Hipervnculo"/>
@@ -1778,7 +1778,7 @@
                 <w:noProof/>
                 <w:webHidden/>
               </w:rPr>
-              <w:instrText xml:space="preserve"> PAGEREF _Toc216101934 \h </w:instrText>
+              <w:instrText xml:space="preserve"> PAGEREF _Toc216298428 \h </w:instrText>
             </w:r>
             <w:r>
               <w:rPr>
@@ -1821,7 +1821,7 @@
               <w:lang w:eastAsia="es-ES"/>
             </w:rPr>
           </w:pPr>
-          <w:hyperlink w:anchor="_Toc216101935" w:history="1">
+          <w:hyperlink w:anchor="_Toc216298429" w:history="1">
             <w:r>
               <w:rPr>
                 <w:rStyle w:val="Hipervnculo"/>
@@ -1861,7 +1861,7 @@
               <w:rPr>
                 <w:webHidden/>
               </w:rPr>
-              <w:instrText xml:space="preserve"> PAGEREF _Toc216101935 \h </w:instrText>
+              <w:instrText xml:space="preserve"> PAGEREF _Toc216298429 \h </w:instrText>
             </w:r>
             <w:r>
               <w:rPr>
@@ -1903,7 +1903,7 @@
               <w:lang w:eastAsia="es-ES"/>
             </w:rPr>
           </w:pPr>
-          <w:hyperlink w:anchor="_Toc216101936" w:history="1">
+          <w:hyperlink w:anchor="_Toc216298430" w:history="1">
             <w:r>
               <w:rPr>
                 <w:rStyle w:val="Hipervnculo"/>
@@ -1947,7 +1947,7 @@
                 <w:noProof/>
                 <w:webHidden/>
               </w:rPr>
-              <w:instrText xml:space="preserve"> PAGEREF _Toc216101936 \h </w:instrText>
+              <w:instrText xml:space="preserve"> PAGEREF _Toc216298430 \h </w:instrText>
             </w:r>
             <w:r>
               <w:rPr>
@@ -1993,7 +1993,7 @@
               <w:lang w:eastAsia="es-ES"/>
             </w:rPr>
           </w:pPr>
-          <w:hyperlink w:anchor="_Toc216101937" w:history="1">
+          <w:hyperlink w:anchor="_Toc216298431" w:history="1">
             <w:r>
               <w:rPr>
                 <w:rStyle w:val="Hipervnculo"/>
@@ -2016,7 +2016,7 @@
                 <w:rStyle w:val="Hipervnculo"/>
                 <w:noProof/>
               </w:rPr>
-              <w:t>Aspectos a mejorar</w:t>
+              <w:t>Aspectos por mejorar</w:t>
             </w:r>
             <w:r>
               <w:rPr>
@@ -2037,7 +2037,7 @@
                 <w:noProof/>
                 <w:webHidden/>
               </w:rPr>
-              <w:instrText xml:space="preserve"> PAGEREF _Toc216101937 \h </w:instrText>
+              <w:instrText xml:space="preserve"> PAGEREF _Toc216298431 \h </w:instrText>
             </w:r>
             <w:r>
               <w:rPr>
@@ -2083,7 +2083,7 @@
               <w:lang w:eastAsia="es-ES"/>
             </w:rPr>
           </w:pPr>
-          <w:hyperlink w:anchor="_Toc216101938" w:history="1">
+          <w:hyperlink w:anchor="_Toc216298432" w:history="1">
             <w:r>
               <w:rPr>
                 <w:rStyle w:val="Hipervnculo"/>
@@ -2127,7 +2127,7 @@
                 <w:noProof/>
                 <w:webHidden/>
               </w:rPr>
-              <w:instrText xml:space="preserve"> PAGEREF _Toc216101938 \h </w:instrText>
+              <w:instrText xml:space="preserve"> PAGEREF _Toc216298432 \h </w:instrText>
             </w:r>
             <w:r>
               <w:rPr>
@@ -2170,7 +2170,7 @@
               <w:lang w:eastAsia="es-ES"/>
             </w:rPr>
           </w:pPr>
-          <w:hyperlink w:anchor="_Toc216101939" w:history="1">
+          <w:hyperlink w:anchor="_Toc216298433" w:history="1">
             <w:r>
               <w:rPr>
                 <w:rStyle w:val="Hipervnculo"/>
@@ -2210,7 +2210,7 @@
               <w:rPr>
                 <w:webHidden/>
               </w:rPr>
-              <w:instrText xml:space="preserve"> PAGEREF _Toc216101939 \h </w:instrText>
+              <w:instrText xml:space="preserve"> PAGEREF _Toc216298433 \h </w:instrText>
             </w:r>
             <w:r>
               <w:rPr>
@@ -2266,7 +2266,7 @@
       <w:pPr>
         <w:pStyle w:val="Ttulo1"/>
       </w:pPr>
-      <w:bookmarkStart w:id="0" w:name="_Toc216101921"/>
+      <w:bookmarkStart w:id="0" w:name="_Toc216298415"/>
       <w:r>
         <w:lastRenderedPageBreak/>
         <w:t>INTRODUCCIÓN</w:t>
@@ -2282,7 +2282,7 @@
       <w:pPr>
         <w:pStyle w:val="Ttulo1"/>
       </w:pPr>
-      <w:bookmarkStart w:id="1" w:name="_Toc216101922"/>
+      <w:bookmarkStart w:id="1" w:name="_Toc216298416"/>
       <w:r>
         <w:t>FUNCIONALIDADES PRINCIPALES</w:t>
       </w:r>
@@ -2290,6 +2290,7 @@
     </w:p>
     <w:p>
       <w:pPr>
+        <w:keepNext/>
         <w:jc w:val="center"/>
       </w:pPr>
       <w:r>
@@ -2299,9 +2300,9 @@
         <mc:AlternateContent>
           <mc:Choice Requires="wps">
             <w:drawing>
-              <wp:inline distT="0" distB="0" distL="0" distR="0" wp14:anchorId="56524523" wp14:editId="3284BF3C">
+              <wp:inline distT="0" distB="0" distL="0" distR="0" wp14:anchorId="56524523" wp14:editId="1329459F">
                 <wp:extent cx="4482413" cy="1441930"/>
-                <wp:effectExtent l="114300" t="95250" r="128270" b="120650"/>
+                <wp:effectExtent l="0" t="0" r="13970" b="25400"/>
                 <wp:docPr id="194028289" name="Rectángulo: esquinas redondeadas 2"/>
                 <wp:cNvGraphicFramePr/>
                 <a:graphic xmlns:a="http://schemas.openxmlformats.org/drawingml/2006/main">
@@ -2337,7 +2338,7 @@
                           </a:solidFill>
                         </a:ln>
                         <a:effectLst>
-                          <a:outerShdw blurRad="63500" sx="102000" sy="102000" algn="ctr" rotWithShape="0">
+                          <a:outerShdw blurRad="63500" sx="38000" sy="38000" algn="ctr" rotWithShape="0">
                             <a:prstClr val="black">
                               <a:alpha val="40000"/>
                             </a:prstClr>
@@ -2374,9 +2375,9 @@
           </mc:Choice>
           <mc:Fallback>
             <w:pict>
-              <v:roundrect w14:anchorId="543B6C53" id="Rectángulo: esquinas redondeadas 2" o:spid="_x0000_s1026" style="width:352.95pt;height:113.55pt;visibility:visible;mso-wrap-style:square;mso-left-percent:-10001;mso-top-percent:-10001;mso-position-horizontal:absolute;mso-position-horizontal-relative:char;mso-position-vertical:absolute;mso-position-vertical-relative:line;mso-left-percent:-10001;mso-top-percent:-10001;v-text-anchor:middle" arcsize="3371f" o:gfxdata="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" strokecolor="#ff8021 [3208]" strokeweight="1.5pt">
+              <v:roundrect w14:anchorId="2D23D4BB" id="Rectángulo: esquinas redondeadas 2" o:spid="_x0000_s1026" style="width:352.95pt;height:113.55pt;visibility:visible;mso-wrap-style:square;mso-left-percent:-10001;mso-top-percent:-10001;mso-position-horizontal:absolute;mso-position-horizontal-relative:char;mso-position-vertical:absolute;mso-position-vertical-relative:line;mso-left-percent:-10001;mso-top-percent:-10001;v-text-anchor:middle" arcsize="3371f" o:gfxdata="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" strokecolor="#ff8021 [3208]" strokeweight="1.5pt">
                 <v:fill r:id="rId13" o:title="" recolor="t" rotate="t" type="frame"/>
-                <v:shadow on="t" type="perspective" color="black" opacity="26214f" offset="0,0" matrix="66847f,,,66847f"/>
+                <v:shadow on="t" type="perspective" color="black" opacity="26214f" offset="0,0" matrix="24904f,,,24904f"/>
                 <w10:anchorlock/>
               </v:roundrect>
             </w:pict>
@@ -2385,12 +2386,33 @@
       </w:r>
     </w:p>
     <w:p>
+      <w:pPr>
+        <w:pStyle w:val="Descripcin"/>
+        <w:jc w:val="center"/>
+      </w:pPr>
+      <w:r>
+        <w:t xml:space="preserve">Ilustración </w:t>
+      </w:r>
+      <w:fldSimple w:instr=" SEQ Ilustración \* ARABIC ">
+        <w:r>
+          <w:rPr>
+            <w:noProof/>
+          </w:rPr>
+          <w:t>1</w:t>
+        </w:r>
+      </w:fldSimple>
+      <w:r>
+        <w:t xml:space="preserve"> - Mensaje de inicio al entrar en la aplicación</w:t>
+      </w:r>
+    </w:p>
+    <w:p>
       <w:r>
         <w:t>Al inicio de la aplicación, tras cargar las preguntas disponibles del repositorio, se muestra un menú con las funcionalidades que ofrece la aplicación.</w:t>
       </w:r>
     </w:p>
     <w:p>
       <w:pPr>
+        <w:keepNext/>
         <w:jc w:val="center"/>
       </w:pPr>
       <w:r>
@@ -2400,9 +2422,9 @@
         <mc:AlternateContent>
           <mc:Choice Requires="wps">
             <w:drawing>
-              <wp:inline distT="0" distB="0" distL="0" distR="0" wp14:anchorId="0E5AC406" wp14:editId="2B7C904D">
+              <wp:inline distT="0" distB="0" distL="0" distR="0" wp14:anchorId="0E5AC406" wp14:editId="0F1B1451">
                 <wp:extent cx="3380191" cy="1575383"/>
-                <wp:effectExtent l="114300" t="95250" r="125095" b="120650"/>
+                <wp:effectExtent l="0" t="0" r="10795" b="25400"/>
                 <wp:docPr id="154792066" name="Rectángulo: esquinas redondeadas 2"/>
                 <wp:cNvGraphicFramePr/>
                 <a:graphic xmlns:a="http://schemas.openxmlformats.org/drawingml/2006/main">
@@ -2438,7 +2460,7 @@
                           </a:solidFill>
                         </a:ln>
                         <a:effectLst>
-                          <a:outerShdw blurRad="63500" sx="102000" sy="102000" algn="ctr" rotWithShape="0">
+                          <a:outerShdw blurRad="63500" sx="33000" sy="33000" algn="ctr" rotWithShape="0">
                             <a:prstClr val="black">
                               <a:alpha val="40000"/>
                             </a:prstClr>
@@ -2475,9 +2497,9 @@
           </mc:Choice>
           <mc:Fallback>
             <w:pict>
-              <v:roundrect w14:anchorId="46DFD560" id="Rectángulo: esquinas redondeadas 2" o:spid="_x0000_s1026" style="width:266.15pt;height:124.05pt;visibility:visible;mso-wrap-style:square;mso-left-percent:-10001;mso-top-percent:-10001;mso-position-horizontal:absolute;mso-position-horizontal-relative:char;mso-position-vertical:absolute;mso-position-vertical-relative:line;mso-left-percent:-10001;mso-top-percent:-10001;v-text-anchor:middle" arcsize="3371f" o:gfxdata="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" strokecolor="#ff8021 [3208]" strokeweight="1.5pt">
+              <v:roundrect w14:anchorId="5E89A02B" id="Rectángulo: esquinas redondeadas 2" o:spid="_x0000_s1026" style="width:266.15pt;height:124.05pt;visibility:visible;mso-wrap-style:square;mso-left-percent:-10001;mso-top-percent:-10001;mso-position-horizontal:absolute;mso-position-horizontal-relative:char;mso-position-vertical:absolute;mso-position-vertical-relative:line;mso-left-percent:-10001;mso-top-percent:-10001;v-text-anchor:middle" arcsize="3371f" o:gfxdata="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" strokecolor="#ff8021 [3208]" strokeweight="1.5pt">
                 <v:fill r:id="rId15" o:title="" recolor="t" rotate="t" type="frame"/>
-                <v:shadow on="t" type="perspective" color="black" opacity="26214f" offset="0,0" matrix="66847f,,,66847f"/>
+                <v:shadow on="t" type="perspective" color="black" opacity="26214f" offset="0,0" matrix="21627f,,,21627f"/>
                 <w10:anchorlock/>
               </v:roundrect>
             </w:pict>
@@ -2487,9 +2509,32 @@
     </w:p>
     <w:p>
       <w:pPr>
+        <w:pStyle w:val="Descripcin"/>
+        <w:jc w:val="center"/>
+      </w:pPr>
+      <w:r>
+        <w:t xml:space="preserve">Ilustración </w:t>
+      </w:r>
+      <w:fldSimple w:instr=" SEQ Ilustración \* ARABIC ">
+        <w:r>
+          <w:rPr>
+            <w:noProof/>
+          </w:rPr>
+          <w:t>2</w:t>
+        </w:r>
+      </w:fldSimple>
+      <w:r>
+        <w:t xml:space="preserve"> - </w:t>
+      </w:r>
+      <w:r>
+        <w:t>Menú principal de la aplicación</w:t>
+      </w:r>
+    </w:p>
+    <w:p>
+      <w:pPr>
         <w:pStyle w:val="Ttulo2"/>
       </w:pPr>
-      <w:bookmarkStart w:id="2" w:name="_Toc216101923"/>
+      <w:bookmarkStart w:id="2" w:name="_Toc216298417"/>
       <w:r>
         <w:t>Gestión del banco de preguntas (CRUD)</w:t>
       </w:r>
@@ -2502,6 +2547,7 @@
     </w:p>
     <w:p>
       <w:pPr>
+        <w:keepNext/>
         <w:jc w:val="center"/>
       </w:pPr>
       <w:r>
@@ -2511,9 +2557,9 @@
         <mc:AlternateContent>
           <mc:Choice Requires="wps">
             <w:drawing>
-              <wp:inline distT="0" distB="0" distL="0" distR="0" wp14:anchorId="7C1571E5" wp14:editId="62429FAE">
+              <wp:inline distT="0" distB="0" distL="0" distR="0" wp14:anchorId="7C1571E5" wp14:editId="2D2EEF4B">
                 <wp:extent cx="3884295" cy="1859915"/>
-                <wp:effectExtent l="114300" t="95250" r="135255" b="121285"/>
+                <wp:effectExtent l="0" t="0" r="20955" b="26035"/>
                 <wp:docPr id="1888048562" name="Rectángulo: esquinas redondeadas 2"/>
                 <wp:cNvGraphicFramePr/>
                 <a:graphic xmlns:a="http://schemas.openxmlformats.org/drawingml/2006/main">
@@ -2549,7 +2595,7 @@
                           </a:solidFill>
                         </a:ln>
                         <a:effectLst>
-                          <a:outerShdw blurRad="63500" sx="102000" sy="102000" algn="ctr" rotWithShape="0">
+                          <a:outerShdw blurRad="63500" sx="45000" sy="45000" algn="ctr" rotWithShape="0">
                             <a:prstClr val="black">
                               <a:alpha val="40000"/>
                             </a:prstClr>
@@ -2586,9 +2632,9 @@
           </mc:Choice>
           <mc:Fallback>
             <w:pict>
-              <v:roundrect w14:anchorId="56C7B708" id="Rectángulo: esquinas redondeadas 2" o:spid="_x0000_s1026" style="width:305.85pt;height:146.45pt;visibility:visible;mso-wrap-style:square;mso-left-percent:-10001;mso-top-percent:-10001;mso-position-horizontal:absolute;mso-position-horizontal-relative:char;mso-position-vertical:absolute;mso-position-vertical-relative:line;mso-left-percent:-10001;mso-top-percent:-10001;v-text-anchor:middle" arcsize="3371f" o:gfxdata="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" strokecolor="#ff8021 [3208]" strokeweight="1.5pt">
+              <v:roundrect w14:anchorId="6B8B1A68" id="Rectángulo: esquinas redondeadas 2" o:spid="_x0000_s1026" style="width:305.85pt;height:146.45pt;visibility:visible;mso-wrap-style:square;mso-left-percent:-10001;mso-top-percent:-10001;mso-position-horizontal:absolute;mso-position-horizontal-relative:char;mso-position-vertical:absolute;mso-position-vertical-relative:line;mso-left-percent:-10001;mso-top-percent:-10001;v-text-anchor:middle" arcsize="3371f" o:gfxdata="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" strokecolor="#ff8021 [3208]" strokeweight="1.5pt">
                 <v:fill r:id="rId17" o:title="" recolor="t" rotate="t" type="frame"/>
-                <v:shadow on="t" type="perspective" color="black" opacity="26214f" offset="0,0" matrix="66847f,,,66847f"/>
+                <v:shadow on="t" type="perspective" color="black" opacity="26214f" offset="0,0" matrix="29491f,,,29491f"/>
                 <w10:anchorlock/>
               </v:roundrect>
             </w:pict>
@@ -2598,9 +2644,35 @@
     </w:p>
     <w:p>
       <w:pPr>
+        <w:pStyle w:val="Descripcin"/>
+        <w:jc w:val="center"/>
+      </w:pPr>
+      <w:r>
+        <w:t xml:space="preserve">Ilustración </w:t>
+      </w:r>
+      <w:fldSimple w:instr=" SEQ Ilustración \* ARABIC ">
+        <w:r>
+          <w:rPr>
+            <w:noProof/>
+          </w:rPr>
+          <w:t>3</w:t>
+        </w:r>
+      </w:fldSimple>
+      <w:r>
+        <w:t xml:space="preserve"> - Menú</w:t>
+      </w:r>
+      <w:r>
+        <w:rPr>
+          <w:noProof/>
+        </w:rPr>
+        <w:t xml:space="preserve"> CRUD del banco de preguntas</w:t>
+      </w:r>
+    </w:p>
+    <w:p>
+      <w:pPr>
         <w:pStyle w:val="Ttulo3"/>
       </w:pPr>
-      <w:bookmarkStart w:id="3" w:name="_Toc216101924"/>
+      <w:bookmarkStart w:id="3" w:name="_Toc216298418"/>
       <w:r>
         <w:lastRenderedPageBreak/>
         <w:t>Crear nuevas preguntas</w:t>
@@ -2609,6 +2681,7 @@
     </w:p>
     <w:p>
       <w:pPr>
+        <w:keepNext/>
         <w:jc w:val="center"/>
       </w:pPr>
       <w:r>
@@ -2618,9 +2691,9 @@
         <mc:AlternateContent>
           <mc:Choice Requires="wps">
             <w:drawing>
-              <wp:inline distT="0" distB="0" distL="0" distR="0" wp14:anchorId="6D5ECBF2" wp14:editId="3FBF8CAE">
+              <wp:inline distT="0" distB="0" distL="0" distR="0" wp14:anchorId="6D5ECBF2" wp14:editId="669F9523">
                 <wp:extent cx="4843231" cy="1936201"/>
-                <wp:effectExtent l="114300" t="95250" r="128905" b="121285"/>
+                <wp:effectExtent l="0" t="0" r="14605" b="26035"/>
                 <wp:docPr id="169857528" name="Rectángulo: esquinas redondeadas 2"/>
                 <wp:cNvGraphicFramePr/>
                 <a:graphic xmlns:a="http://schemas.openxmlformats.org/drawingml/2006/main">
@@ -2656,7 +2729,7 @@
                           </a:solidFill>
                         </a:ln>
                         <a:effectLst>
-                          <a:outerShdw blurRad="63500" sx="102000" sy="102000" algn="ctr" rotWithShape="0">
+                          <a:outerShdw blurRad="63500" sx="40000" sy="40000" algn="ctr" rotWithShape="0">
                             <a:prstClr val="black">
                               <a:alpha val="40000"/>
                             </a:prstClr>
@@ -2693,9 +2766,9 @@
           </mc:Choice>
           <mc:Fallback>
             <w:pict>
-              <v:roundrect w14:anchorId="3AFF8CF1" id="Rectángulo: esquinas redondeadas 2" o:spid="_x0000_s1026" style="width:381.35pt;height:152.45pt;visibility:visible;mso-wrap-style:square;mso-left-percent:-10001;mso-top-percent:-10001;mso-position-horizontal:absolute;mso-position-horizontal-relative:char;mso-position-vertical:absolute;mso-position-vertical-relative:line;mso-left-percent:-10001;mso-top-percent:-10001;v-text-anchor:middle" arcsize="3371f" o:gfxdata="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" strokecolor="#ff8021 [3208]" strokeweight="1.5pt">
+              <v:roundrect w14:anchorId="048E294B" id="Rectángulo: esquinas redondeadas 2" o:spid="_x0000_s1026" style="width:381.35pt;height:152.45pt;visibility:visible;mso-wrap-style:square;mso-left-percent:-10001;mso-top-percent:-10001;mso-position-horizontal:absolute;mso-position-horizontal-relative:char;mso-position-vertical:absolute;mso-position-vertical-relative:line;mso-left-percent:-10001;mso-top-percent:-10001;v-text-anchor:middle" arcsize="3371f" o:gfxdata="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" strokecolor="#ff8021 [3208]" strokeweight="1.5pt">
                 <v:fill r:id="rId19" o:title="" recolor="t" rotate="t" type="frame"/>
-                <v:shadow on="t" type="perspective" color="black" opacity="26214f" offset="0,0" matrix="66847f,,,66847f"/>
+                <v:shadow on="t" type="perspective" color="black" opacity="26214f" offset="0,0" matrix="26214f,,,26214f"/>
                 <w10:anchorlock/>
               </v:roundrect>
             </w:pict>
@@ -2705,9 +2778,29 @@
     </w:p>
     <w:p>
       <w:pPr>
+        <w:pStyle w:val="Descripcin"/>
+        <w:jc w:val="center"/>
+      </w:pPr>
+      <w:r>
+        <w:t xml:space="preserve">Ilustración </w:t>
+      </w:r>
+      <w:fldSimple w:instr=" SEQ Ilustración \* ARABIC ">
+        <w:r>
+          <w:rPr>
+            <w:noProof/>
+          </w:rPr>
+          <w:t>4</w:t>
+        </w:r>
+      </w:fldSimple>
+      <w:r>
+        <w:t xml:space="preserve"> - Ejemplo creación de nueva pregunta</w:t>
+      </w:r>
+    </w:p>
+    <w:p>
+      <w:pPr>
         <w:pStyle w:val="Ttulo3"/>
       </w:pPr>
-      <w:bookmarkStart w:id="4" w:name="_Toc216101925"/>
+      <w:bookmarkStart w:id="4" w:name="_Toc216298419"/>
       <w:r>
         <w:t>Listar preguntas</w:t>
       </w:r>
@@ -2720,6 +2813,7 @@
     </w:p>
     <w:p>
       <w:pPr>
+        <w:keepNext/>
         <w:jc w:val="center"/>
       </w:pPr>
       <w:r>
@@ -2729,9 +2823,9 @@
         <mc:AlternateContent>
           <mc:Choice Requires="wps">
             <w:drawing>
-              <wp:inline distT="0" distB="0" distL="0" distR="0" wp14:anchorId="5829A354" wp14:editId="76A92BF3">
+              <wp:inline distT="0" distB="0" distL="0" distR="0" wp14:anchorId="5829A354" wp14:editId="49B9997A">
                 <wp:extent cx="3771900" cy="1431621"/>
-                <wp:effectExtent l="114300" t="95250" r="133350" b="111760"/>
+                <wp:effectExtent l="0" t="0" r="19050" b="16510"/>
                 <wp:docPr id="23441730" name="Rectángulo: esquinas redondeadas 2"/>
                 <wp:cNvGraphicFramePr/>
                 <a:graphic xmlns:a="http://schemas.openxmlformats.org/drawingml/2006/main">
@@ -2767,7 +2861,7 @@
                           </a:solidFill>
                         </a:ln>
                         <a:effectLst>
-                          <a:outerShdw blurRad="63500" sx="102000" sy="102000" algn="ctr" rotWithShape="0">
+                          <a:outerShdw blurRad="63500" sx="40000" sy="40000" algn="ctr" rotWithShape="0">
                             <a:prstClr val="black">
                               <a:alpha val="40000"/>
                             </a:prstClr>
@@ -2804,9 +2898,9 @@
           </mc:Choice>
           <mc:Fallback>
             <w:pict>
-              <v:roundrect w14:anchorId="55632A50" id="Rectángulo: esquinas redondeadas 2" o:spid="_x0000_s1026" style="width:297pt;height:112.75pt;visibility:visible;mso-wrap-style:square;mso-left-percent:-10001;mso-top-percent:-10001;mso-position-horizontal:absolute;mso-position-horizontal-relative:char;mso-position-vertical:absolute;mso-position-vertical-relative:line;mso-left-percent:-10001;mso-top-percent:-10001;v-text-anchor:middle" arcsize="3371f" o:gfxdata="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" strokecolor="#ff8021 [3208]" strokeweight="1.5pt">
+              <v:roundrect w14:anchorId="1B365A7D" id="Rectángulo: esquinas redondeadas 2" o:spid="_x0000_s1026" style="width:297pt;height:112.75pt;visibility:visible;mso-wrap-style:square;mso-left-percent:-10001;mso-top-percent:-10001;mso-position-horizontal:absolute;mso-position-horizontal-relative:char;mso-position-vertical:absolute;mso-position-vertical-relative:line;mso-left-percent:-10001;mso-top-percent:-10001;v-text-anchor:middle" arcsize="3371f" o:gfxdata="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" strokecolor="#ff8021 [3208]" strokeweight="1.5pt">
                 <v:fill r:id="rId21" o:title="" recolor="t" rotate="t" type="frame"/>
-                <v:shadow on="t" type="perspective" color="black" opacity="26214f" offset="0,0" matrix="66847f,,,66847f"/>
+                <v:shadow on="t" type="perspective" color="black" opacity="26214f" offset="0,0" matrix="26214f,,,26214f"/>
                 <w10:anchorlock/>
               </v:roundrect>
             </w:pict>
@@ -2816,6 +2910,26 @@
     </w:p>
     <w:p>
       <w:pPr>
+        <w:pStyle w:val="Descripcin"/>
+        <w:jc w:val="center"/>
+      </w:pPr>
+      <w:r>
+        <w:t xml:space="preserve">Ilustración </w:t>
+      </w:r>
+      <w:fldSimple w:instr=" SEQ Ilustración \* ARABIC ">
+        <w:r>
+          <w:rPr>
+            <w:noProof/>
+          </w:rPr>
+          <w:t>5</w:t>
+        </w:r>
+      </w:fldSimple>
+      <w:r>
+        <w:t xml:space="preserve"> - Menú para listar las preguntas del repositorio</w:t>
+      </w:r>
+    </w:p>
+    <w:p>
+      <w:pPr>
         <w:pStyle w:val="Ttulo4"/>
       </w:pPr>
       <w:r>
@@ -2824,6 +2938,7 @@
     </w:p>
     <w:p>
       <w:pPr>
+        <w:keepNext/>
         <w:jc w:val="center"/>
       </w:pPr>
       <w:r>
@@ -2833,9 +2948,9 @@
         <mc:AlternateContent>
           <mc:Choice Requires="wps">
             <w:drawing>
-              <wp:inline distT="0" distB="0" distL="0" distR="0" wp14:anchorId="4C733407" wp14:editId="41C50E3A">
-                <wp:extent cx="4895850" cy="2395624"/>
-                <wp:effectExtent l="114300" t="95250" r="133350" b="119380"/>
+              <wp:inline distT="0" distB="0" distL="0" distR="0" wp14:anchorId="4C733407" wp14:editId="6DFE44C4">
+                <wp:extent cx="5425239" cy="2598821"/>
+                <wp:effectExtent l="0" t="0" r="23495" b="11430"/>
                 <wp:docPr id="849563461" name="Rectángulo: esquinas redondeadas 2"/>
                 <wp:cNvGraphicFramePr/>
                 <a:graphic xmlns:a="http://schemas.openxmlformats.org/drawingml/2006/main">
@@ -2845,7 +2960,7 @@
                       <wps:spPr>
                         <a:xfrm>
                           <a:off x="0" y="0"/>
-                          <a:ext cx="4895850" cy="2395624"/>
+                          <a:ext cx="5425239" cy="2598821"/>
                         </a:xfrm>
                         <a:prstGeom prst="roundRect">
                           <a:avLst>
@@ -2871,7 +2986,7 @@
                           </a:solidFill>
                         </a:ln>
                         <a:effectLst>
-                          <a:outerShdw blurRad="63500" sx="102000" sy="102000" algn="ctr" rotWithShape="0">
+                          <a:outerShdw blurRad="63500" sx="45000" sy="45000" algn="ctr" rotWithShape="0">
                             <a:prstClr val="black">
                               <a:alpha val="40000"/>
                             </a:prstClr>
@@ -2908,9 +3023,9 @@
           </mc:Choice>
           <mc:Fallback>
             <w:pict>
-              <v:roundrect w14:anchorId="7A6779C1" id="Rectángulo: esquinas redondeadas 2" o:spid="_x0000_s1026" style="width:385.5pt;height:188.65pt;visibility:visible;mso-wrap-style:square;mso-left-percent:-10001;mso-top-percent:-10001;mso-position-horizontal:absolute;mso-position-horizontal-relative:char;mso-position-vertical:absolute;mso-position-vertical-relative:line;mso-left-percent:-10001;mso-top-percent:-10001;v-text-anchor:middle" arcsize="3371f" o:gfxdata="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" strokecolor="#ff8021 [3208]" strokeweight="1.5pt">
+              <v:roundrect w14:anchorId="5167D52C" id="Rectángulo: esquinas redondeadas 2" o:spid="_x0000_s1026" style="width:427.2pt;height:204.65pt;visibility:visible;mso-wrap-style:square;mso-left-percent:-10001;mso-top-percent:-10001;mso-position-horizontal:absolute;mso-position-horizontal-relative:char;mso-position-vertical:absolute;mso-position-vertical-relative:line;mso-left-percent:-10001;mso-top-percent:-10001;v-text-anchor:middle" arcsize="3371f" o:gfxdata="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" strokecolor="#ff8021 [3208]" strokeweight="1.5pt">
                 <v:fill r:id="rId23" o:title="" recolor="t" rotate="t" type="frame"/>
-                <v:shadow on="t" type="perspective" color="black" opacity="26214f" offset="0,0" matrix="66847f,,,66847f"/>
+                <v:shadow on="t" type="perspective" color="black" opacity="26214f" offset="0,0" matrix="29491f,,,29491f"/>
                 <w10:anchorlock/>
               </v:roundrect>
             </w:pict>
@@ -2920,6 +3035,26 @@
     </w:p>
     <w:p>
       <w:pPr>
+        <w:pStyle w:val="Descripcin"/>
+        <w:jc w:val="center"/>
+      </w:pPr>
+      <w:r>
+        <w:t xml:space="preserve">Ilustración </w:t>
+      </w:r>
+      <w:fldSimple w:instr=" SEQ Ilustración \* ARABIC ">
+        <w:r>
+          <w:rPr>
+            <w:noProof/>
+          </w:rPr>
+          <w:t>6</w:t>
+        </w:r>
+      </w:fldSimple>
+      <w:r>
+        <w:t xml:space="preserve"> - Listado de preguntas filtradas por orden de creación</w:t>
+      </w:r>
+    </w:p>
+    <w:p>
+      <w:pPr>
         <w:pStyle w:val="Ttulo4"/>
       </w:pPr>
       <w:r>
@@ -2929,6 +3064,7 @@
     </w:p>
     <w:p>
       <w:pPr>
+        <w:keepNext/>
         <w:jc w:val="center"/>
       </w:pPr>
       <w:r>
@@ -2938,9 +3074,9 @@
         <mc:AlternateContent>
           <mc:Choice Requires="wps">
             <w:drawing>
-              <wp:inline distT="0" distB="0" distL="0" distR="0" wp14:anchorId="379219CD" wp14:editId="600A529D">
-                <wp:extent cx="4704347" cy="2641934"/>
-                <wp:effectExtent l="114300" t="95250" r="134620" b="120650"/>
+              <wp:inline distT="0" distB="0" distL="0" distR="0" wp14:anchorId="379219CD" wp14:editId="4F826EA5">
+                <wp:extent cx="4523873" cy="4537624"/>
+                <wp:effectExtent l="0" t="0" r="10160" b="15875"/>
                 <wp:docPr id="1232172931" name="Rectángulo: esquinas redondeadas 2"/>
                 <wp:cNvGraphicFramePr/>
                 <a:graphic xmlns:a="http://schemas.openxmlformats.org/drawingml/2006/main">
@@ -2950,7 +3086,7 @@
                       <wps:spPr>
                         <a:xfrm>
                           <a:off x="0" y="0"/>
-                          <a:ext cx="4704347" cy="2641934"/>
+                          <a:ext cx="4523873" cy="4537624"/>
                         </a:xfrm>
                         <a:prstGeom prst="roundRect">
                           <a:avLst>
@@ -2976,7 +3112,7 @@
                           </a:solidFill>
                         </a:ln>
                         <a:effectLst>
-                          <a:outerShdw blurRad="63500" sx="102000" sy="102000" algn="ctr" rotWithShape="0">
+                          <a:outerShdw blurRad="63500" sx="45000" sy="45000" algn="ctr" rotWithShape="0">
                             <a:prstClr val="black">
                               <a:alpha val="40000"/>
                             </a:prstClr>
@@ -3013,9 +3149,9 @@
           </mc:Choice>
           <mc:Fallback>
             <w:pict>
-              <v:roundrect w14:anchorId="234D14E9" id="Rectángulo: esquinas redondeadas 2" o:spid="_x0000_s1026" style="width:370.4pt;height:208.05pt;visibility:visible;mso-wrap-style:square;mso-left-percent:-10001;mso-top-percent:-10001;mso-position-horizontal:absolute;mso-position-horizontal-relative:char;mso-position-vertical:absolute;mso-position-vertical-relative:line;mso-left-percent:-10001;mso-top-percent:-10001;v-text-anchor:middle" arcsize="3371f" o:gfxdata="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" strokecolor="#ff8021 [3208]" strokeweight="1.5pt">
+              <v:roundrect w14:anchorId="40967728" id="Rectángulo: esquinas redondeadas 2" o:spid="_x0000_s1026" style="width:356.2pt;height:357.3pt;visibility:visible;mso-wrap-style:square;mso-left-percent:-10001;mso-top-percent:-10001;mso-position-horizontal:absolute;mso-position-horizontal-relative:char;mso-position-vertical:absolute;mso-position-vertical-relative:line;mso-left-percent:-10001;mso-top-percent:-10001;v-text-anchor:middle" arcsize="3371f" o:gfxdata="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" strokecolor="#ff8021 [3208]" strokeweight="1.5pt">
                 <v:fill r:id="rId25" o:title="" recolor="t" rotate="t" type="frame"/>
-                <v:shadow on="t" type="perspective" color="black" opacity="26214f" offset="0,0" matrix="66847f,,,66847f"/>
+                <v:shadow on="t" type="perspective" color="black" opacity="26214f" offset="0,0" matrix="29491f,,,29491f"/>
                 <w10:anchorlock/>
               </v:roundrect>
             </w:pict>
@@ -3025,9 +3161,29 @@
     </w:p>
     <w:p>
       <w:pPr>
+        <w:pStyle w:val="Descripcin"/>
+        <w:jc w:val="center"/>
+      </w:pPr>
+      <w:r>
+        <w:t xml:space="preserve">Ilustración </w:t>
+      </w:r>
+      <w:fldSimple w:instr=" SEQ Ilustración \* ARABIC ">
+        <w:r>
+          <w:rPr>
+            <w:noProof/>
+          </w:rPr>
+          <w:t>7</w:t>
+        </w:r>
+      </w:fldSimple>
+      <w:r>
+        <w:t xml:space="preserve"> - Listado de preguntas filtradas por el tema "FÚTBOL"</w:t>
+      </w:r>
+    </w:p>
+    <w:p>
+      <w:pPr>
         <w:pStyle w:val="Ttulo3"/>
       </w:pPr>
-      <w:bookmarkStart w:id="5" w:name="_Toc216101926"/>
+      <w:bookmarkStart w:id="5" w:name="_Toc216298420"/>
       <w:r>
         <w:t>Ver detalles de una pregunta.</w:t>
       </w:r>
@@ -3035,6 +3191,7 @@
     </w:p>
     <w:p>
       <w:pPr>
+        <w:keepNext/>
         <w:jc w:val="center"/>
       </w:pPr>
       <w:r>
@@ -3044,9 +3201,9 @@
         <mc:AlternateContent>
           <mc:Choice Requires="wps">
             <w:drawing>
-              <wp:inline distT="0" distB="0" distL="0" distR="0" wp14:anchorId="1BBB0A4E" wp14:editId="76FC2284">
+              <wp:inline distT="0" distB="0" distL="0" distR="0" wp14:anchorId="1BBB0A4E" wp14:editId="2245499E">
                 <wp:extent cx="4745455" cy="2557713"/>
-                <wp:effectExtent l="114300" t="95250" r="131445" b="109855"/>
+                <wp:effectExtent l="0" t="0" r="17145" b="14605"/>
                 <wp:docPr id="1039148574" name="Rectángulo: esquinas redondeadas 2"/>
                 <wp:cNvGraphicFramePr/>
                 <a:graphic xmlns:a="http://schemas.openxmlformats.org/drawingml/2006/main">
@@ -3082,7 +3239,7 @@
                           </a:solidFill>
                         </a:ln>
                         <a:effectLst>
-                          <a:outerShdw blurRad="63500" sx="102000" sy="102000" algn="ctr" rotWithShape="0">
+                          <a:outerShdw blurRad="63500" sx="45000" sy="45000" algn="ctr" rotWithShape="0">
                             <a:prstClr val="black">
                               <a:alpha val="40000"/>
                             </a:prstClr>
@@ -3119,9 +3276,9 @@
           </mc:Choice>
           <mc:Fallback>
             <w:pict>
-              <v:roundrect w14:anchorId="085B2FAA" id="Rectángulo: esquinas redondeadas 2" o:spid="_x0000_s1026" style="width:373.65pt;height:201.4pt;visibility:visible;mso-wrap-style:square;mso-left-percent:-10001;mso-top-percent:-10001;mso-position-horizontal:absolute;mso-position-horizontal-relative:char;mso-position-vertical:absolute;mso-position-vertical-relative:line;mso-left-percent:-10001;mso-top-percent:-10001;v-text-anchor:middle" arcsize="3371f" o:gfxdata="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" strokecolor="#ff8021 [3208]" strokeweight="1.5pt">
+              <v:roundrect w14:anchorId="58460FA0" id="Rectángulo: esquinas redondeadas 2" o:spid="_x0000_s1026" style="width:373.65pt;height:201.4pt;visibility:visible;mso-wrap-style:square;mso-left-percent:-10001;mso-top-percent:-10001;mso-position-horizontal:absolute;mso-position-horizontal-relative:char;mso-position-vertical:absolute;mso-position-vertical-relative:line;mso-left-percent:-10001;mso-top-percent:-10001;v-text-anchor:middle" arcsize="3371f" o:gfxdata="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" strokecolor="#ff8021 [3208]" strokeweight="1.5pt">
                 <v:fill r:id="rId27" o:title="" recolor="t" rotate="t" type="frame"/>
-                <v:shadow on="t" type="perspective" color="black" opacity="26214f" offset="0,0" matrix="66847f,,,66847f"/>
+                <v:shadow on="t" type="perspective" color="black" opacity="26214f" offset="0,0" matrix="29491f,,,29491f"/>
                 <w10:anchorlock/>
               </v:roundrect>
             </w:pict>
@@ -3131,16 +3288,38 @@
     </w:p>
     <w:p>
       <w:pPr>
+        <w:pStyle w:val="Descripcin"/>
+        <w:jc w:val="center"/>
+      </w:pPr>
+      <w:r>
+        <w:t xml:space="preserve">Ilustración </w:t>
+      </w:r>
+      <w:fldSimple w:instr=" SEQ Ilustración \* ARABIC ">
+        <w:r>
+          <w:rPr>
+            <w:noProof/>
+          </w:rPr>
+          <w:t>8</w:t>
+        </w:r>
+      </w:fldSimple>
+      <w:r>
+        <w:t xml:space="preserve"> - Detalles de una pregunta previamente seleccionada</w:t>
+      </w:r>
+    </w:p>
+    <w:p>
+      <w:pPr>
         <w:pStyle w:val="Ttulo3"/>
       </w:pPr>
-      <w:bookmarkStart w:id="6" w:name="_Toc216101927"/>
-      <w:r>
+      <w:bookmarkStart w:id="6" w:name="_Toc216298421"/>
+      <w:r>
+        <w:lastRenderedPageBreak/>
         <w:t>Modificar y eliminar preguntas.</w:t>
       </w:r>
       <w:bookmarkEnd w:id="6"/>
     </w:p>
     <w:p>
       <w:pPr>
+        <w:keepNext/>
         <w:jc w:val="center"/>
       </w:pPr>
       <w:r>
@@ -3150,9 +3329,9 @@
         <mc:AlternateContent>
           <mc:Choice Requires="wps">
             <w:drawing>
-              <wp:inline distT="0" distB="0" distL="0" distR="0" wp14:anchorId="3E83333B" wp14:editId="04A991A3">
+              <wp:inline distT="0" distB="0" distL="0" distR="0" wp14:anchorId="3E83333B" wp14:editId="66A02B7A">
                 <wp:extent cx="2371224" cy="1588135"/>
-                <wp:effectExtent l="95250" t="95250" r="105410" b="107315"/>
+                <wp:effectExtent l="0" t="0" r="10160" b="12065"/>
                 <wp:docPr id="78434206" name="Rectángulo: esquinas redondeadas 2"/>
                 <wp:cNvGraphicFramePr/>
                 <a:graphic xmlns:a="http://schemas.openxmlformats.org/drawingml/2006/main">
@@ -3188,7 +3367,7 @@
                           </a:solidFill>
                         </a:ln>
                         <a:effectLst>
-                          <a:outerShdw blurRad="63500" sx="102000" sy="102000" algn="ctr" rotWithShape="0">
+                          <a:outerShdw blurRad="63500" sx="45000" sy="45000" algn="ctr" rotWithShape="0">
                             <a:prstClr val="black">
                               <a:alpha val="40000"/>
                             </a:prstClr>
@@ -3225,15 +3404,41 @@
           </mc:Choice>
           <mc:Fallback>
             <w:pict>
-              <v:roundrect w14:anchorId="667F837F" id="Rectángulo: esquinas redondeadas 2" o:spid="_x0000_s1026" style="width:186.7pt;height:125.05pt;visibility:visible;mso-wrap-style:square;mso-left-percent:-10001;mso-top-percent:-10001;mso-position-horizontal:absolute;mso-position-horizontal-relative:char;mso-position-vertical:absolute;mso-position-vertical-relative:line;mso-left-percent:-10001;mso-top-percent:-10001;v-text-anchor:middle" arcsize="3371f" o:gfxdata="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" strokecolor="#ff8021 [3208]" strokeweight="1.5pt">
+              <v:roundrect w14:anchorId="0FEF2528" id="Rectángulo: esquinas redondeadas 2" o:spid="_x0000_s1026" style="width:186.7pt;height:125.05pt;visibility:visible;mso-wrap-style:square;mso-left-percent:-10001;mso-top-percent:-10001;mso-position-horizontal:absolute;mso-position-horizontal-relative:char;mso-position-vertical:absolute;mso-position-vertical-relative:line;mso-left-percent:-10001;mso-top-percent:-10001;v-text-anchor:middle" arcsize="3371f" o:gfxdata="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" strokecolor="#ff8021 [3208]" strokeweight="1.5pt">
                 <v:fill r:id="rId29" o:title="" recolor="t" rotate="t" type="frame"/>
-                <v:shadow on="t" type="perspective" color="black" opacity="26214f" offset="0,0" matrix="66847f,,,66847f"/>
+                <v:shadow on="t" type="perspective" color="black" opacity="26214f" offset="0,0" matrix="29491f,,,29491f"/>
                 <w10:anchorlock/>
               </v:roundrect>
             </w:pict>
           </mc:Fallback>
         </mc:AlternateContent>
       </w:r>
+    </w:p>
+    <w:p>
+      <w:pPr>
+        <w:pStyle w:val="Descripcin"/>
+        <w:jc w:val="center"/>
+      </w:pPr>
+      <w:r>
+        <w:t xml:space="preserve">Ilustración </w:t>
+      </w:r>
+      <w:fldSimple w:instr=" SEQ Ilustración \* ARABIC ">
+        <w:r>
+          <w:rPr>
+            <w:noProof/>
+          </w:rPr>
+          <w:t>9</w:t>
+        </w:r>
+      </w:fldSimple>
+      <w:r>
+        <w:t xml:space="preserve"> - Modificación de los temas de una pregunta</w:t>
+      </w:r>
+    </w:p>
+    <w:p>
+      <w:pPr>
+        <w:keepNext/>
+        <w:jc w:val="center"/>
+      </w:pPr>
       <w:r>
         <w:rPr>
           <w:noProof/>
@@ -3241,9 +3446,9 @@
         <mc:AlternateContent>
           <mc:Choice Requires="wps">
             <w:drawing>
-              <wp:inline distT="0" distB="0" distL="0" distR="0" wp14:anchorId="3BD48D4E" wp14:editId="3562D3BD">
+              <wp:inline distT="0" distB="0" distL="0" distR="0" wp14:anchorId="3BD48D4E" wp14:editId="72591F0F">
                 <wp:extent cx="2365208" cy="1178059"/>
-                <wp:effectExtent l="95250" t="76200" r="111760" b="98425"/>
+                <wp:effectExtent l="0" t="0" r="16510" b="22225"/>
                 <wp:docPr id="1006676970" name="Rectángulo: esquinas redondeadas 2"/>
                 <wp:cNvGraphicFramePr/>
                 <a:graphic xmlns:a="http://schemas.openxmlformats.org/drawingml/2006/main">
@@ -3279,7 +3484,7 @@
                           </a:solidFill>
                         </a:ln>
                         <a:effectLst>
-                          <a:outerShdw blurRad="63500" sx="102000" sy="102000" algn="ctr" rotWithShape="0">
+                          <a:outerShdw blurRad="63500" sx="45000" sy="45000" algn="ctr" rotWithShape="0">
                             <a:prstClr val="black">
                               <a:alpha val="40000"/>
                             </a:prstClr>
@@ -3316,9 +3521,9 @@
           </mc:Choice>
           <mc:Fallback>
             <w:pict>
-              <v:roundrect w14:anchorId="75865242" id="Rectángulo: esquinas redondeadas 2" o:spid="_x0000_s1026" style="width:186.25pt;height:92.75pt;visibility:visible;mso-wrap-style:square;mso-left-percent:-10001;mso-top-percent:-10001;mso-position-horizontal:absolute;mso-position-horizontal-relative:char;mso-position-vertical:absolute;mso-position-vertical-relative:line;mso-left-percent:-10001;mso-top-percent:-10001;v-text-anchor:middle" arcsize="3371f" o:gfxdata="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" strokecolor="#ff8021 [3208]" strokeweight="1.5pt">
+              <v:roundrect w14:anchorId="07FE6C04" id="Rectángulo: esquinas redondeadas 2" o:spid="_x0000_s1026" style="width:186.25pt;height:92.75pt;visibility:visible;mso-wrap-style:square;mso-left-percent:-10001;mso-top-percent:-10001;mso-position-horizontal:absolute;mso-position-horizontal-relative:char;mso-position-vertical:absolute;mso-position-vertical-relative:line;mso-left-percent:-10001;mso-top-percent:-10001;v-text-anchor:middle" arcsize="3371f" o:gfxdata="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" strokecolor="#ff8021 [3208]" strokeweight="1.5pt">
                 <v:fill r:id="rId31" o:title="" recolor="t" rotate="t" type="frame"/>
-                <v:shadow on="t" type="perspective" color="black" opacity="26214f" offset="0,0" matrix="66847f,,,66847f"/>
+                <v:shadow on="t" type="perspective" color="black" opacity="26214f" offset="0,0" matrix="29491f,,,29491f"/>
                 <w10:anchorlock/>
               </v:roundrect>
             </w:pict>
@@ -3328,11 +3533,36 @@
     </w:p>
     <w:p>
       <w:pPr>
+        <w:pStyle w:val="Descripcin"/>
+        <w:jc w:val="center"/>
+      </w:pPr>
+      <w:r>
+        <w:t xml:space="preserve">Ilustración </w:t>
+      </w:r>
+      <w:fldSimple w:instr=" SEQ Ilustración \* ARABIC ">
+        <w:r>
+          <w:rPr>
+            <w:noProof/>
+          </w:rPr>
+          <w:t>10</w:t>
+        </w:r>
+      </w:fldSimple>
+      <w:r>
+        <w:t xml:space="preserve"> - Eliminar una pregunta</w:t>
+      </w:r>
+      <w:r>
+        <w:rPr>
+          <w:noProof/>
+        </w:rPr>
+        <w:t xml:space="preserve"> del banco de preguntas</w:t>
+      </w:r>
+    </w:p>
+    <w:p>
+      <w:pPr>
         <w:pStyle w:val="Ttulo2"/>
       </w:pPr>
-      <w:bookmarkStart w:id="7" w:name="_Toc216101928"/>
-      <w:r>
-        <w:lastRenderedPageBreak/>
+      <w:bookmarkStart w:id="7" w:name="_Toc216298422"/>
+      <w:r>
         <w:t xml:space="preserve">Importación y </w:t>
       </w:r>
       <w:r>
@@ -3369,7 +3599,7 @@
           <w:u w:val="single"/>
         </w:rPr>
       </w:pPr>
-      <w:bookmarkStart w:id="8" w:name="_Toc216101929"/>
+      <w:bookmarkStart w:id="8" w:name="_Toc216298423"/>
       <w:r>
         <w:t xml:space="preserve">Importación desde un </w:t>
       </w:r>
@@ -3380,6 +3610,7 @@
     </w:p>
     <w:p>
       <w:pPr>
+        <w:keepNext/>
         <w:jc w:val="center"/>
       </w:pPr>
       <w:r>
@@ -3389,9 +3620,9 @@
         <mc:AlternateContent>
           <mc:Choice Requires="wps">
             <w:drawing>
-              <wp:inline distT="0" distB="0" distL="0" distR="0" wp14:anchorId="101AA09C" wp14:editId="689028AE">
-                <wp:extent cx="4042610" cy="1830075"/>
-                <wp:effectExtent l="114300" t="95250" r="129540" b="113030"/>
+              <wp:inline distT="0" distB="0" distL="0" distR="0" wp14:anchorId="101AA09C" wp14:editId="60CCD8D0">
+                <wp:extent cx="4977436" cy="2585071"/>
+                <wp:effectExtent l="0" t="0" r="13970" b="25400"/>
                 <wp:docPr id="2116226657" name="Rectángulo: esquinas redondeadas 2"/>
                 <wp:cNvGraphicFramePr/>
                 <a:graphic xmlns:a="http://schemas.openxmlformats.org/drawingml/2006/main">
@@ -3401,7 +3632,7 @@
                       <wps:spPr>
                         <a:xfrm>
                           <a:off x="0" y="0"/>
-                          <a:ext cx="4042610" cy="1830075"/>
+                          <a:ext cx="4977436" cy="2585071"/>
                         </a:xfrm>
                         <a:prstGeom prst="roundRect">
                           <a:avLst>
@@ -3427,7 +3658,7 @@
                           </a:solidFill>
                         </a:ln>
                         <a:effectLst>
-                          <a:outerShdw blurRad="63500" sx="102000" sy="102000" algn="ctr" rotWithShape="0">
+                          <a:outerShdw blurRad="63500" sx="45000" sy="45000" algn="ctr" rotWithShape="0">
                             <a:prstClr val="black">
                               <a:alpha val="40000"/>
                             </a:prstClr>
@@ -3464,9 +3695,9 @@
           </mc:Choice>
           <mc:Fallback>
             <w:pict>
-              <v:roundrect w14:anchorId="67528BF9" id="Rectángulo: esquinas redondeadas 2" o:spid="_x0000_s1026" style="width:318.3pt;height:144.1pt;visibility:visible;mso-wrap-style:square;mso-left-percent:-10001;mso-top-percent:-10001;mso-position-horizontal:absolute;mso-position-horizontal-relative:char;mso-position-vertical:absolute;mso-position-vertical-relative:line;mso-left-percent:-10001;mso-top-percent:-10001;v-text-anchor:middle" arcsize="3371f" o:gfxdata="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" strokecolor="#ff8021 [3208]" strokeweight="1.5pt">
+              <v:roundrect w14:anchorId="18DC31B7" id="Rectángulo: esquinas redondeadas 2" o:spid="_x0000_s1026" style="width:391.9pt;height:203.55pt;visibility:visible;mso-wrap-style:square;mso-left-percent:-10001;mso-top-percent:-10001;mso-position-horizontal:absolute;mso-position-horizontal-relative:char;mso-position-vertical:absolute;mso-position-vertical-relative:line;mso-left-percent:-10001;mso-top-percent:-10001;v-text-anchor:middle" arcsize="3371f" o:gfxdata="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" strokecolor="#ff8021 [3208]" strokeweight="1.5pt">
                 <v:fill r:id="rId33" o:title="" recolor="t" rotate="t" type="frame"/>
-                <v:shadow on="t" type="perspective" color="black" opacity="26214f" offset="0,0" matrix="66847f,,,66847f"/>
+                <v:shadow on="t" type="perspective" color="black" opacity="26214f" offset="0,0" matrix="29491f,,,29491f"/>
                 <w10:anchorlock/>
               </v:roundrect>
             </w:pict>
@@ -3476,10 +3707,31 @@
     </w:p>
     <w:p>
       <w:pPr>
+        <w:pStyle w:val="Descripcin"/>
+        <w:jc w:val="center"/>
+      </w:pPr>
+      <w:r>
+        <w:t xml:space="preserve">Ilustración </w:t>
+      </w:r>
+      <w:fldSimple w:instr=" SEQ Ilustración \* ARABIC ">
+        <w:r>
+          <w:rPr>
+            <w:noProof/>
+          </w:rPr>
+          <w:t>11</w:t>
+        </w:r>
+      </w:fldSimple>
+      <w:r>
+        <w:t xml:space="preserve"> – Exportación del banco de preguntas a un archivo en formato JSON</w:t>
+      </w:r>
+    </w:p>
+    <w:p>
+      <w:pPr>
         <w:pStyle w:val="Ttulo3"/>
       </w:pPr>
-      <w:bookmarkStart w:id="9" w:name="_Toc216101930"/>
-      <w:r>
+      <w:bookmarkStart w:id="9" w:name="_Toc216298424"/>
+      <w:r>
+        <w:lastRenderedPageBreak/>
         <w:t xml:space="preserve">Exportación a un </w:t>
       </w:r>
       <w:r>
@@ -3489,6 +3741,7 @@
     </w:p>
     <w:p>
       <w:pPr>
+        <w:keepNext/>
         <w:jc w:val="center"/>
       </w:pPr>
       <w:r>
@@ -3498,9 +3751,9 @@
         <mc:AlternateContent>
           <mc:Choice Requires="wps">
             <w:drawing>
-              <wp:inline distT="0" distB="0" distL="0" distR="0" wp14:anchorId="6A5F2ED7" wp14:editId="06ECA93E">
-                <wp:extent cx="4042610" cy="1830075"/>
-                <wp:effectExtent l="114300" t="95250" r="129540" b="113030"/>
+              <wp:inline distT="0" distB="0" distL="0" distR="0" wp14:anchorId="6A5F2ED7" wp14:editId="7646B6F8">
+                <wp:extent cx="4585550" cy="2220686"/>
+                <wp:effectExtent l="0" t="0" r="24765" b="27305"/>
                 <wp:docPr id="1090316265" name="Rectángulo: esquinas redondeadas 2"/>
                 <wp:cNvGraphicFramePr/>
                 <a:graphic xmlns:a="http://schemas.openxmlformats.org/drawingml/2006/main">
@@ -3510,7 +3763,7 @@
                       <wps:spPr>
                         <a:xfrm>
                           <a:off x="0" y="0"/>
-                          <a:ext cx="4042610" cy="1830075"/>
+                          <a:ext cx="4585550" cy="2220686"/>
                         </a:xfrm>
                         <a:prstGeom prst="roundRect">
                           <a:avLst>
@@ -3536,7 +3789,7 @@
                           </a:solidFill>
                         </a:ln>
                         <a:effectLst>
-                          <a:outerShdw blurRad="63500" sx="102000" sy="102000" algn="ctr" rotWithShape="0">
+                          <a:outerShdw blurRad="63500" sx="45000" sy="45000" algn="ctr" rotWithShape="0">
                             <a:prstClr val="black">
                               <a:alpha val="40000"/>
                             </a:prstClr>
@@ -3573,9 +3826,9 @@
           </mc:Choice>
           <mc:Fallback>
             <w:pict>
-              <v:roundrect w14:anchorId="013E455D" id="Rectángulo: esquinas redondeadas 2" o:spid="_x0000_s1026" style="width:318.3pt;height:144.1pt;visibility:visible;mso-wrap-style:square;mso-left-percent:-10001;mso-top-percent:-10001;mso-position-horizontal:absolute;mso-position-horizontal-relative:char;mso-position-vertical:absolute;mso-position-vertical-relative:line;mso-left-percent:-10001;mso-top-percent:-10001;v-text-anchor:middle" arcsize="3371f" o:gfxdata="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" strokecolor="#ff8021 [3208]" strokeweight="1.5pt">
+              <v:roundrect w14:anchorId="044FD93B" id="Rectángulo: esquinas redondeadas 2" o:spid="_x0000_s1026" style="width:361.05pt;height:174.85pt;visibility:visible;mso-wrap-style:square;mso-left-percent:-10001;mso-top-percent:-10001;mso-position-horizontal:absolute;mso-position-horizontal-relative:char;mso-position-vertical:absolute;mso-position-vertical-relative:line;mso-left-percent:-10001;mso-top-percent:-10001;v-text-anchor:middle" arcsize="3371f" o:gfxdata="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" strokecolor="#ff8021 [3208]" strokeweight="1.5pt">
                 <v:fill r:id="rId35" o:title="" recolor="t" rotate="t" type="frame"/>
-                <v:shadow on="t" type="perspective" color="black" opacity="26214f" offset="0,0" matrix="66847f,,,66847f"/>
+                <v:shadow on="t" type="perspective" color="black" opacity="26214f" offset="0,0" matrix="29491f,,,29491f"/>
                 <w10:anchorlock/>
               </v:roundrect>
             </w:pict>
@@ -3585,19 +3838,39 @@
     </w:p>
     <w:p>
       <w:pPr>
-        <w:jc w:val="left"/>
-      </w:pPr>
-      <w:r>
-        <w:br w:type="page"/>
+        <w:pStyle w:val="Descripcin"/>
+        <w:jc w:val="center"/>
+      </w:pPr>
+      <w:r>
+        <w:t xml:space="preserve">Ilustración </w:t>
+      </w:r>
+      <w:fldSimple w:instr=" SEQ Ilustración \* ARABIC ">
+        <w:r>
+          <w:rPr>
+            <w:noProof/>
+          </w:rPr>
+          <w:t>12</w:t>
+        </w:r>
+      </w:fldSimple>
+      <w:r>
+        <w:t xml:space="preserve"> - Imp</w:t>
+      </w:r>
+      <w:r>
+        <w:t xml:space="preserve">ortación del banco de preguntas </w:t>
+      </w:r>
+      <w:r>
+        <w:t>desde un archivo en</w:t>
+      </w:r>
+      <w:r>
+        <w:t xml:space="preserve"> formato JSON</w:t>
       </w:r>
     </w:p>
     <w:p>
       <w:pPr>
         <w:pStyle w:val="Ttulo2"/>
       </w:pPr>
-      <w:bookmarkStart w:id="10" w:name="_Toc216101931"/>
-      <w:r>
-        <w:lastRenderedPageBreak/>
+      <w:bookmarkStart w:id="10" w:name="_Toc216298425"/>
+      <w:r>
         <w:t xml:space="preserve">Creador </w:t>
       </w:r>
       <w:r>
@@ -3689,6 +3962,7 @@
     </w:p>
     <w:p>
       <w:pPr>
+        <w:keepNext/>
         <w:jc w:val="center"/>
       </w:pPr>
       <w:r>
@@ -3698,9 +3972,9 @@
         <mc:AlternateContent>
           <mc:Choice Requires="wps">
             <w:drawing>
-              <wp:inline distT="0" distB="0" distL="0" distR="0" wp14:anchorId="509DF233" wp14:editId="1B3D778B">
-                <wp:extent cx="4372476" cy="1649329"/>
-                <wp:effectExtent l="114300" t="95250" r="142875" b="122555"/>
+              <wp:inline distT="0" distB="0" distL="0" distR="0" wp14:anchorId="509DF233" wp14:editId="37C5B27F">
+                <wp:extent cx="3990109" cy="1505056"/>
+                <wp:effectExtent l="0" t="0" r="10795" b="19050"/>
                 <wp:docPr id="809183502" name="Rectángulo: esquinas redondeadas 2"/>
                 <wp:cNvGraphicFramePr/>
                 <a:graphic xmlns:a="http://schemas.openxmlformats.org/drawingml/2006/main">
@@ -3710,7 +3984,7 @@
                       <wps:spPr>
                         <a:xfrm>
                           <a:off x="0" y="0"/>
-                          <a:ext cx="4372476" cy="1649329"/>
+                          <a:ext cx="3990109" cy="1505056"/>
                         </a:xfrm>
                         <a:prstGeom prst="roundRect">
                           <a:avLst>
@@ -3736,7 +4010,7 @@
                           </a:solidFill>
                         </a:ln>
                         <a:effectLst>
-                          <a:outerShdw blurRad="63500" sx="102000" sy="102000" algn="ctr" rotWithShape="0">
+                          <a:outerShdw blurRad="63500" sx="45000" sy="45000" algn="ctr" rotWithShape="0">
                             <a:prstClr val="black">
                               <a:alpha val="40000"/>
                             </a:prstClr>
@@ -3773,9 +4047,9 @@
           </mc:Choice>
           <mc:Fallback>
             <w:pict>
-              <v:roundrect w14:anchorId="67EDF0E7" id="Rectángulo: esquinas redondeadas 2" o:spid="_x0000_s1026" style="width:344.3pt;height:129.85pt;visibility:visible;mso-wrap-style:square;mso-left-percent:-10001;mso-top-percent:-10001;mso-position-horizontal:absolute;mso-position-horizontal-relative:char;mso-position-vertical:absolute;mso-position-vertical-relative:line;mso-left-percent:-10001;mso-top-percent:-10001;v-text-anchor:middle" arcsize="3371f" o:gfxdata="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" strokecolor="#ff8021 [3208]" strokeweight="1.5pt">
+              <v:roundrect w14:anchorId="054F41F2" id="Rectángulo: esquinas redondeadas 2" o:spid="_x0000_s1026" style="width:314.2pt;height:118.5pt;visibility:visible;mso-wrap-style:square;mso-left-percent:-10001;mso-top-percent:-10001;mso-position-horizontal:absolute;mso-position-horizontal-relative:char;mso-position-vertical:absolute;mso-position-vertical-relative:line;mso-left-percent:-10001;mso-top-percent:-10001;v-text-anchor:middle" arcsize="3371f" o:gfxdata="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" strokecolor="#ff8021 [3208]" strokeweight="1.5pt">
                 <v:fill r:id="rId37" o:title="" recolor="t" rotate="t" type="frame"/>
-                <v:shadow on="t" type="perspective" color="black" opacity="26214f" offset="0,0" matrix="66847f,,,66847f"/>
+                <v:shadow on="t" type="perspective" color="black" opacity="26214f" offset="0,0" matrix="29491f,,,29491f"/>
                 <w10:anchorlock/>
               </v:roundrect>
             </w:pict>
@@ -3784,12 +4058,33 @@
       </w:r>
     </w:p>
     <w:p>
+      <w:pPr>
+        <w:pStyle w:val="Descripcin"/>
+        <w:jc w:val="center"/>
+      </w:pPr>
+      <w:r>
+        <w:t xml:space="preserve">Ilustración </w:t>
+      </w:r>
+      <w:fldSimple w:instr=" SEQ Ilustración \* ARABIC ">
+        <w:r>
+          <w:rPr>
+            <w:noProof/>
+          </w:rPr>
+          <w:t>13</w:t>
+        </w:r>
+      </w:fldSimple>
+      <w:r>
+        <w:t xml:space="preserve"> - Funcionalidad de creación de preguntas con IA cuando no se proporcionan los parámetros requeridos</w:t>
+      </w:r>
+    </w:p>
+    <w:p>
       <w:r>
         <w:t>En caso de proporcionarlos al ejecutar la aplicación, se podrá usar este modo para crear una pregunta sobre un tema introducido por el usuario.</w:t>
       </w:r>
     </w:p>
     <w:p>
       <w:pPr>
+        <w:keepNext/>
         <w:jc w:val="center"/>
       </w:pPr>
       <w:r>
@@ -3799,9 +4094,9 @@
         <mc:AlternateContent>
           <mc:Choice Requires="wps">
             <w:drawing>
-              <wp:inline distT="0" distB="0" distL="0" distR="0" wp14:anchorId="31B70012" wp14:editId="57867ED3">
-                <wp:extent cx="6050882" cy="2845469"/>
-                <wp:effectExtent l="133350" t="95250" r="160020" b="107315"/>
+              <wp:inline distT="0" distB="0" distL="0" distR="0" wp14:anchorId="31B70012" wp14:editId="11290700">
+                <wp:extent cx="5259633" cy="2275687"/>
+                <wp:effectExtent l="0" t="0" r="17780" b="10795"/>
                 <wp:docPr id="648069127" name="Rectángulo: esquinas redondeadas 2"/>
                 <wp:cNvGraphicFramePr/>
                 <a:graphic xmlns:a="http://schemas.openxmlformats.org/drawingml/2006/main">
@@ -3811,7 +4106,7 @@
                       <wps:spPr>
                         <a:xfrm>
                           <a:off x="0" y="0"/>
-                          <a:ext cx="6050882" cy="2845469"/>
+                          <a:ext cx="5259633" cy="2275687"/>
                         </a:xfrm>
                         <a:prstGeom prst="roundRect">
                           <a:avLst>
@@ -3819,7 +4114,7 @@
                           </a:avLst>
                         </a:prstGeom>
                         <a:blipFill dpi="0" rotWithShape="1">
-                          <a:blip r:embed="rId38">
+                          <a:blip r:embed="rId38" cstate="print">
                             <a:extLst>
                               <a:ext uri="{28A0092B-C50C-407E-A947-70E740481C1C}">
                                 <a14:useLocalDpi xmlns:a14="http://schemas.microsoft.com/office/drawing/2010/main" val="0"/>
@@ -3837,7 +4132,7 @@
                           </a:solidFill>
                         </a:ln>
                         <a:effectLst>
-                          <a:outerShdw blurRad="63500" sx="102000" sy="102000" algn="ctr" rotWithShape="0">
+                          <a:outerShdw blurRad="63500" sx="45000" sy="45000" algn="ctr" rotWithShape="0">
                             <a:prstClr val="black">
                               <a:alpha val="40000"/>
                             </a:prstClr>
@@ -3874,9 +4169,9 @@
           </mc:Choice>
           <mc:Fallback>
             <w:pict>
-              <v:roundrect w14:anchorId="6D376504" id="Rectángulo: esquinas redondeadas 2" o:spid="_x0000_s1026" style="width:476.45pt;height:224.05pt;visibility:visible;mso-wrap-style:square;mso-left-percent:-10001;mso-top-percent:-10001;mso-position-horizontal:absolute;mso-position-horizontal-relative:char;mso-position-vertical:absolute;mso-position-vertical-relative:line;mso-left-percent:-10001;mso-top-percent:-10001;v-text-anchor:middle" arcsize="3371f" o:gfxdata="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" strokecolor="#ff8021 [3208]" strokeweight="1.5pt">
+              <v:roundrect w14:anchorId="02ADF289" id="Rectángulo: esquinas redondeadas 2" o:spid="_x0000_s1026" style="width:414.15pt;height:179.2pt;visibility:visible;mso-wrap-style:square;mso-left-percent:-10001;mso-top-percent:-10001;mso-position-horizontal:absolute;mso-position-horizontal-relative:char;mso-position-vertical:absolute;mso-position-vertical-relative:line;mso-left-percent:-10001;mso-top-percent:-10001;v-text-anchor:middle" arcsize="3371f" o:gfxdata="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" strokecolor="#ff8021 [3208]" strokeweight="1.5pt">
                 <v:fill r:id="rId39" o:title="" recolor="t" rotate="t" type="frame"/>
-                <v:shadow on="t" type="perspective" color="black" opacity="26214f" offset="0,0" matrix="66847f,,,66847f"/>
+                <v:shadow on="t" type="perspective" color="black" opacity="26214f" offset="0,0" matrix="29491f,,,29491f"/>
                 <w10:anchorlock/>
               </v:roundrect>
             </w:pict>
@@ -3886,17 +4181,37 @@
     </w:p>
     <w:p>
       <w:pPr>
-        <w:jc w:val="left"/>
-      </w:pPr>
-      <w:r>
-        <w:br w:type="page"/>
+        <w:pStyle w:val="Descripcin"/>
+        <w:jc w:val="center"/>
+      </w:pPr>
+      <w:r>
+        <w:t xml:space="preserve">Ilustración </w:t>
+      </w:r>
+      <w:fldSimple w:instr=" SEQ Ilustración \* ARABIC ">
+        <w:r>
+          <w:rPr>
+            <w:noProof/>
+          </w:rPr>
+          <w:t>14</w:t>
+        </w:r>
+      </w:fldSimple>
+      <w:r>
+        <w:t xml:space="preserve"> - Creación de una pregunta (dado un tema) con el modelo 2.5-</w:t>
+      </w:r>
+      <w:proofErr w:type="gramStart"/>
+      <w:r>
+        <w:t>flash</w:t>
+      </w:r>
+      <w:proofErr w:type="gramEnd"/>
+      <w:r>
+        <w:t xml:space="preserve"> de Gemini</w:t>
       </w:r>
     </w:p>
     <w:p>
       <w:pPr>
         <w:pStyle w:val="Ttulo2"/>
       </w:pPr>
-      <w:bookmarkStart w:id="11" w:name="_Toc216101932"/>
+      <w:bookmarkStart w:id="11" w:name="_Toc216298426"/>
       <w:r>
         <w:lastRenderedPageBreak/>
         <w:t xml:space="preserve">Modo </w:t>
@@ -3916,6 +4231,7 @@
     </w:p>
     <w:p>
       <w:pPr>
+        <w:keepNext/>
         <w:jc w:val="center"/>
       </w:pPr>
       <w:r>
@@ -3925,9 +4241,9 @@
         <mc:AlternateContent>
           <mc:Choice Requires="wps">
             <w:drawing>
-              <wp:inline distT="0" distB="0" distL="0" distR="0" wp14:anchorId="3A9AEE19" wp14:editId="78E8D0AC">
-                <wp:extent cx="2616868" cy="1905340"/>
-                <wp:effectExtent l="95250" t="95250" r="107315" b="114300"/>
+              <wp:inline distT="0" distB="0" distL="0" distR="0" wp14:anchorId="3A9AEE19" wp14:editId="136B22DA">
+                <wp:extent cx="2359490" cy="1717658"/>
+                <wp:effectExtent l="0" t="0" r="22225" b="16510"/>
                 <wp:docPr id="2049809303" name="Rectángulo: esquinas redondeadas 2"/>
                 <wp:cNvGraphicFramePr/>
                 <a:graphic xmlns:a="http://schemas.openxmlformats.org/drawingml/2006/main">
@@ -3937,7 +4253,7 @@
                       <wps:spPr>
                         <a:xfrm>
                           <a:off x="0" y="0"/>
-                          <a:ext cx="2616868" cy="1905340"/>
+                          <a:ext cx="2359490" cy="1717658"/>
                         </a:xfrm>
                         <a:prstGeom prst="roundRect">
                           <a:avLst>
@@ -3963,7 +4279,7 @@
                           </a:solidFill>
                         </a:ln>
                         <a:effectLst>
-                          <a:outerShdw blurRad="63500" sx="102000" sy="102000" algn="ctr" rotWithShape="0">
+                          <a:outerShdw blurRad="63500" sx="45000" sy="45000" algn="ctr" rotWithShape="0">
                             <a:prstClr val="black">
                               <a:alpha val="40000"/>
                             </a:prstClr>
@@ -4000,14 +4316,34 @@
           </mc:Choice>
           <mc:Fallback>
             <w:pict>
-              <v:roundrect w14:anchorId="41C5A708" id="Rectángulo: esquinas redondeadas 2" o:spid="_x0000_s1026" style="width:206.05pt;height:150.05pt;visibility:visible;mso-wrap-style:square;mso-left-percent:-10001;mso-top-percent:-10001;mso-position-horizontal:absolute;mso-position-horizontal-relative:char;mso-position-vertical:absolute;mso-position-vertical-relative:line;mso-left-percent:-10001;mso-top-percent:-10001;v-text-anchor:middle" arcsize="3371f" o:gfxdata="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" strokecolor="#ff8021 [3208]" strokeweight="1.5pt">
+              <v:roundrect w14:anchorId="200F777A" id="Rectángulo: esquinas redondeadas 2" o:spid="_x0000_s1026" style="width:185.8pt;height:135.25pt;visibility:visible;mso-wrap-style:square;mso-left-percent:-10001;mso-top-percent:-10001;mso-position-horizontal:absolute;mso-position-horizontal-relative:char;mso-position-vertical:absolute;mso-position-vertical-relative:line;mso-left-percent:-10001;mso-top-percent:-10001;v-text-anchor:middle" arcsize="3371f" o:gfxdata="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" strokecolor="#ff8021 [3208]" strokeweight="1.5pt">
                 <v:fill r:id="rId41" o:title="" recolor="t" rotate="t" type="frame"/>
-                <v:shadow on="t" type="perspective" color="black" opacity="26214f" offset="0,0" matrix="66847f,,,66847f"/>
+                <v:shadow on="t" type="perspective" color="black" opacity="26214f" offset="0,0" matrix="29491f,,,29491f"/>
                 <w10:anchorlock/>
               </v:roundrect>
             </w:pict>
           </mc:Fallback>
         </mc:AlternateContent>
+      </w:r>
+    </w:p>
+    <w:p>
+      <w:pPr>
+        <w:pStyle w:val="Descripcin"/>
+        <w:jc w:val="center"/>
+      </w:pPr>
+      <w:r>
+        <w:t xml:space="preserve">Ilustración </w:t>
+      </w:r>
+      <w:fldSimple w:instr=" SEQ Ilustración \* ARABIC ">
+        <w:r>
+          <w:rPr>
+            <w:noProof/>
+          </w:rPr>
+          <w:t>15</w:t>
+        </w:r>
+      </w:fldSimple>
+      <w:r>
+        <w:t xml:space="preserve"> - Examen en el que se eligen todos los temas y el máximo de preguntas disponibles</w:t>
       </w:r>
     </w:p>
     <w:p>
@@ -4094,9 +4430,9 @@
         <mc:AlternateContent>
           <mc:Choice Requires="wps">
             <w:drawing>
-              <wp:inline distT="0" distB="0" distL="0" distR="0" wp14:anchorId="0FB5AE34" wp14:editId="47F401F6">
+              <wp:inline distT="0" distB="0" distL="0" distR="0" wp14:anchorId="0FB5AE34" wp14:editId="5D8A6B5A">
                 <wp:extent cx="3701466" cy="1392504"/>
-                <wp:effectExtent l="114300" t="95250" r="127635" b="113030"/>
+                <wp:effectExtent l="0" t="0" r="13335" b="17780"/>
                 <wp:docPr id="1625862306" name="Rectángulo: esquinas redondeadas 2"/>
                 <wp:cNvGraphicFramePr/>
                 <a:graphic xmlns:a="http://schemas.openxmlformats.org/drawingml/2006/main">
@@ -4132,7 +4468,7 @@
                           </a:solidFill>
                         </a:ln>
                         <a:effectLst>
-                          <a:outerShdw blurRad="63500" sx="102000" sy="102000" algn="ctr" rotWithShape="0">
+                          <a:outerShdw blurRad="63500" sx="45000" sy="45000" algn="ctr" rotWithShape="0">
                             <a:prstClr val="black">
                               <a:alpha val="40000"/>
                             </a:prstClr>
@@ -4169,9 +4505,9 @@
           </mc:Choice>
           <mc:Fallback>
             <w:pict>
-              <v:roundrect w14:anchorId="5BDCD3E7" id="Rectángulo: esquinas redondeadas 2" o:spid="_x0000_s1026" style="width:291.45pt;height:109.65pt;visibility:visible;mso-wrap-style:square;mso-left-percent:-10001;mso-top-percent:-10001;mso-position-horizontal:absolute;mso-position-horizontal-relative:char;mso-position-vertical:absolute;mso-position-vertical-relative:line;mso-left-percent:-10001;mso-top-percent:-10001;v-text-anchor:middle" arcsize="3371f" o:gfxdata="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" strokecolor="#ff8021 [3208]" strokeweight="1.5pt">
+              <v:roundrect w14:anchorId="643C5B2E" id="Rectángulo: esquinas redondeadas 2" o:spid="_x0000_s1026" style="width:291.45pt;height:109.65pt;visibility:visible;mso-wrap-style:square;mso-left-percent:-10001;mso-top-percent:-10001;mso-position-horizontal:absolute;mso-position-horizontal-relative:char;mso-position-vertical:absolute;mso-position-vertical-relative:line;mso-left-percent:-10001;mso-top-percent:-10001;v-text-anchor:middle" arcsize="3371f" o:gfxdata="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" strokecolor="#ff8021 [3208]" strokeweight="1.5pt">
                 <v:fill r:id="rId43" o:title="" recolor="t" rotate="t" type="frame"/>
-                <v:shadow on="t" type="perspective" color="black" opacity="26214f" offset="0,0" matrix="66847f,,,66847f"/>
+                <v:shadow on="t" type="perspective" color="black" opacity="26214f" offset="0,0" matrix="29491f,,,29491f"/>
                 <w10:anchorlock/>
               </v:roundrect>
             </w:pict>
@@ -4181,6 +4517,27 @@
     </w:p>
     <w:p>
       <w:pPr>
+        <w:pStyle w:val="Descripcin"/>
+        <w:jc w:val="center"/>
+      </w:pPr>
+      <w:r>
+        <w:t xml:space="preserve">Ilustración </w:t>
+      </w:r>
+      <w:fldSimple w:instr=" SEQ Ilustración \* ARABIC ">
+        <w:r>
+          <w:rPr>
+            <w:noProof/>
+          </w:rPr>
+          <w:t>16</w:t>
+        </w:r>
+      </w:fldSimple>
+      <w:r>
+        <w:t xml:space="preserve"> - Feedback tras una respuesta incorrecta</w:t>
+      </w:r>
+    </w:p>
+    <w:p>
+      <w:pPr>
+        <w:keepNext/>
         <w:jc w:val="center"/>
       </w:pPr>
       <w:r>
@@ -4190,9 +4547,9 @@
         <mc:AlternateContent>
           <mc:Choice Requires="wps">
             <w:drawing>
-              <wp:inline distT="0" distB="0" distL="0" distR="0" wp14:anchorId="5C7C5997" wp14:editId="0C4180B9">
+              <wp:inline distT="0" distB="0" distL="0" distR="0" wp14:anchorId="5C7C5997" wp14:editId="2EB1294E">
                 <wp:extent cx="3686639" cy="1367790"/>
-                <wp:effectExtent l="114300" t="95250" r="142875" b="118110"/>
+                <wp:effectExtent l="0" t="0" r="28575" b="22860"/>
                 <wp:docPr id="195046664" name="Rectángulo: esquinas redondeadas 2"/>
                 <wp:cNvGraphicFramePr/>
                 <a:graphic xmlns:a="http://schemas.openxmlformats.org/drawingml/2006/main">
@@ -4228,7 +4585,7 @@
                           </a:solidFill>
                         </a:ln>
                         <a:effectLst>
-                          <a:outerShdw blurRad="63500" sx="102000" sy="102000" algn="ctr" rotWithShape="0">
+                          <a:outerShdw blurRad="63500" sx="45000" sy="45000" algn="ctr" rotWithShape="0">
                             <a:prstClr val="black">
                               <a:alpha val="40000"/>
                             </a:prstClr>
@@ -4265,9 +4622,9 @@
           </mc:Choice>
           <mc:Fallback>
             <w:pict>
-              <v:roundrect w14:anchorId="7DB3C12E" id="Rectángulo: esquinas redondeadas 2" o:spid="_x0000_s1026" style="width:290.3pt;height:107.7pt;visibility:visible;mso-wrap-style:square;mso-left-percent:-10001;mso-top-percent:-10001;mso-position-horizontal:absolute;mso-position-horizontal-relative:char;mso-position-vertical:absolute;mso-position-vertical-relative:line;mso-left-percent:-10001;mso-top-percent:-10001;v-text-anchor:middle" arcsize="3371f" o:gfxdata="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" strokecolor="#ff8021 [3208]" strokeweight="1.5pt">
+              <v:roundrect w14:anchorId="5CE519B4" id="Rectángulo: esquinas redondeadas 2" o:spid="_x0000_s1026" style="width:290.3pt;height:107.7pt;visibility:visible;mso-wrap-style:square;mso-left-percent:-10001;mso-top-percent:-10001;mso-position-horizontal:absolute;mso-position-horizontal-relative:char;mso-position-vertical:absolute;mso-position-vertical-relative:line;mso-left-percent:-10001;mso-top-percent:-10001;v-text-anchor:middle" arcsize="3371f" o:gfxdata="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" strokecolor="#ff8021 [3208]" strokeweight="1.5pt">
                 <v:fill r:id="rId45" o:title="" recolor="t" rotate="t" type="frame"/>
-                <v:shadow on="t" type="perspective" color="black" opacity="26214f" offset="0,0" matrix="66847f,,,66847f"/>
+                <v:shadow on="t" type="perspective" color="black" opacity="26214f" offset="0,0" matrix="29491f,,,29491f"/>
                 <w10:anchorlock/>
               </v:roundrect>
             </w:pict>
@@ -4277,6 +4634,30 @@
     </w:p>
     <w:p>
       <w:pPr>
+        <w:pStyle w:val="Descripcin"/>
+        <w:jc w:val="center"/>
+      </w:pPr>
+      <w:r>
+        <w:t xml:space="preserve">Ilustración </w:t>
+      </w:r>
+      <w:fldSimple w:instr=" SEQ Ilustración \* ARABIC ">
+        <w:r>
+          <w:rPr>
+            <w:noProof/>
+          </w:rPr>
+          <w:t>17</w:t>
+        </w:r>
+      </w:fldSimple>
+      <w:r>
+        <w:t xml:space="preserve"> - </w:t>
+      </w:r>
+      <w:r>
+        <w:t>Feedback tras una respuesta correcta</w:t>
+      </w:r>
+    </w:p>
+    <w:p>
+      <w:pPr>
+        <w:keepNext/>
         <w:jc w:val="center"/>
       </w:pPr>
       <w:r>
@@ -4286,9 +4667,9 @@
         <mc:AlternateContent>
           <mc:Choice Requires="wps">
             <w:drawing>
-              <wp:inline distT="0" distB="0" distL="0" distR="0" wp14:anchorId="58D797B0" wp14:editId="6597D133">
+              <wp:inline distT="0" distB="0" distL="0" distR="0" wp14:anchorId="58D797B0" wp14:editId="08F15E09">
                 <wp:extent cx="2988996" cy="1300669"/>
-                <wp:effectExtent l="95250" t="95250" r="116205" b="109220"/>
+                <wp:effectExtent l="0" t="0" r="20955" b="13970"/>
                 <wp:docPr id="1330013648" name="Rectángulo: esquinas redondeadas 2"/>
                 <wp:cNvGraphicFramePr/>
                 <a:graphic xmlns:a="http://schemas.openxmlformats.org/drawingml/2006/main">
@@ -4324,7 +4705,7 @@
                           </a:solidFill>
                         </a:ln>
                         <a:effectLst>
-                          <a:outerShdw blurRad="63500" sx="102000" sy="102000" algn="ctr" rotWithShape="0">
+                          <a:outerShdw blurRad="63500" sx="45000" sy="45000" algn="ctr" rotWithShape="0">
                             <a:prstClr val="black">
                               <a:alpha val="40000"/>
                             </a:prstClr>
@@ -4361,9 +4742,9 @@
           </mc:Choice>
           <mc:Fallback>
             <w:pict>
-              <v:roundrect w14:anchorId="3178D766" id="Rectángulo: esquinas redondeadas 2" o:spid="_x0000_s1026" style="width:235.35pt;height:102.4pt;visibility:visible;mso-wrap-style:square;mso-left-percent:-10001;mso-top-percent:-10001;mso-position-horizontal:absolute;mso-position-horizontal-relative:char;mso-position-vertical:absolute;mso-position-vertical-relative:line;mso-left-percent:-10001;mso-top-percent:-10001;v-text-anchor:middle" arcsize="3371f" o:gfxdata="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" strokecolor="#ff8021 [3208]" strokeweight="1.5pt">
+              <v:roundrect w14:anchorId="15B6A9F6" id="Rectángulo: esquinas redondeadas 2" o:spid="_x0000_s1026" style="width:235.35pt;height:102.4pt;visibility:visible;mso-wrap-style:square;mso-left-percent:-10001;mso-top-percent:-10001;mso-position-horizontal:absolute;mso-position-horizontal-relative:char;mso-position-vertical:absolute;mso-position-vertical-relative:line;mso-left-percent:-10001;mso-top-percent:-10001;v-text-anchor:middle" arcsize="3371f" o:gfxdata="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" strokecolor="#ff8021 [3208]" strokeweight="1.5pt">
                 <v:fill r:id="rId47" o:title="" recolor="t" rotate="t" type="frame"/>
-                <v:shadow on="t" type="perspective" color="black" opacity="26214f" offset="0,0" matrix="66847f,,,66847f"/>
+                <v:shadow on="t" type="perspective" color="black" opacity="26214f" offset="0,0" matrix="29491f,,,29491f"/>
                 <w10:anchorlock/>
               </v:roundrect>
             </w:pict>
@@ -4372,6 +4753,32 @@
       </w:r>
     </w:p>
     <w:p>
+      <w:pPr>
+        <w:pStyle w:val="Descripcin"/>
+        <w:jc w:val="center"/>
+      </w:pPr>
+      <w:r>
+        <w:t xml:space="preserve">Ilustración </w:t>
+      </w:r>
+      <w:fldSimple w:instr=" SEQ Ilustración \* ARABIC ">
+        <w:r>
+          <w:rPr>
+            <w:noProof/>
+          </w:rPr>
+          <w:t>18</w:t>
+        </w:r>
+      </w:fldSimple>
+      <w:r>
+        <w:t xml:space="preserve"> - </w:t>
+      </w:r>
+      <w:r>
+        <w:t xml:space="preserve">Feedback tras </w:t>
+      </w:r>
+      <w:r>
+        <w:t>saltar una pregunta</w:t>
+      </w:r>
+    </w:p>
+    <w:p>
       <w:r>
         <w:lastRenderedPageBreak/>
         <w:t xml:space="preserve">Al finalizar el examen, se mostrarán los resultados </w:t>
@@ -4387,6 +4794,7 @@
     </w:p>
     <w:p>
       <w:pPr>
+        <w:keepNext/>
         <w:jc w:val="center"/>
       </w:pPr>
       <w:r>
@@ -4396,9 +4804,9 @@
         <mc:AlternateContent>
           <mc:Choice Requires="wps">
             <w:drawing>
-              <wp:inline distT="0" distB="0" distL="0" distR="0" wp14:anchorId="0CF70CD4" wp14:editId="12CD0305">
+              <wp:inline distT="0" distB="0" distL="0" distR="0" wp14:anchorId="0CF70CD4" wp14:editId="2E18D007">
                 <wp:extent cx="2816722" cy="1793708"/>
-                <wp:effectExtent l="95250" t="95250" r="117475" b="111760"/>
+                <wp:effectExtent l="0" t="0" r="22225" b="16510"/>
                 <wp:docPr id="1885345657" name="Rectángulo: esquinas redondeadas 2"/>
                 <wp:cNvGraphicFramePr/>
                 <a:graphic xmlns:a="http://schemas.openxmlformats.org/drawingml/2006/main">
@@ -4434,7 +4842,7 @@
                           </a:solidFill>
                         </a:ln>
                         <a:effectLst>
-                          <a:outerShdw blurRad="63500" sx="102000" sy="102000" algn="ctr" rotWithShape="0">
+                          <a:outerShdw blurRad="63500" sx="45000" sy="45000" algn="ctr" rotWithShape="0">
                             <a:prstClr val="black">
                               <a:alpha val="40000"/>
                             </a:prstClr>
@@ -4471,9 +4879,9 @@
           </mc:Choice>
           <mc:Fallback>
             <w:pict>
-              <v:roundrect w14:anchorId="11EAAB9D" id="Rectángulo: esquinas redondeadas 2" o:spid="_x0000_s1026" style="width:221.8pt;height:141.25pt;visibility:visible;mso-wrap-style:square;mso-left-percent:-10001;mso-top-percent:-10001;mso-position-horizontal:absolute;mso-position-horizontal-relative:char;mso-position-vertical:absolute;mso-position-vertical-relative:line;mso-left-percent:-10001;mso-top-percent:-10001;v-text-anchor:middle" arcsize="3371f" o:gfxdata="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" strokecolor="#ff8021 [3208]" strokeweight="1.5pt">
+              <v:roundrect w14:anchorId="705424B5" id="Rectángulo: esquinas redondeadas 2" o:spid="_x0000_s1026" style="width:221.8pt;height:141.25pt;visibility:visible;mso-wrap-style:square;mso-left-percent:-10001;mso-top-percent:-10001;mso-position-horizontal:absolute;mso-position-horizontal-relative:char;mso-position-vertical:absolute;mso-position-vertical-relative:line;mso-left-percent:-10001;mso-top-percent:-10001;v-text-anchor:middle" arcsize="3371f" o:gfxdata="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" strokecolor="#ff8021 [3208]" strokeweight="1.5pt">
                 <v:fill r:id="rId49" o:title="" recolor="t" rotate="t" type="frame"/>
-                <v:shadow on="t" type="perspective" color="black" opacity="26214f" offset="0,0" matrix="66847f,,,66847f"/>
+                <v:shadow on="t" type="perspective" color="black" opacity="26214f" offset="0,0" matrix="29491f,,,29491f"/>
                 <w10:anchorlock/>
               </v:roundrect>
             </w:pict>
@@ -4483,9 +4891,29 @@
     </w:p>
     <w:p>
       <w:pPr>
+        <w:pStyle w:val="Descripcin"/>
+        <w:jc w:val="center"/>
+      </w:pPr>
+      <w:r>
+        <w:t xml:space="preserve">Ilustración </w:t>
+      </w:r>
+      <w:fldSimple w:instr=" SEQ Ilustración \* ARABIC ">
+        <w:r>
+          <w:rPr>
+            <w:noProof/>
+          </w:rPr>
+          <w:t>19</w:t>
+        </w:r>
+      </w:fldSimple>
+      <w:r>
+        <w:t xml:space="preserve"> - Resultados del examen realizado</w:t>
+      </w:r>
+    </w:p>
+    <w:p>
+      <w:pPr>
         <w:pStyle w:val="Ttulo2"/>
       </w:pPr>
-      <w:bookmarkStart w:id="12" w:name="_Toc216101933"/>
+      <w:bookmarkStart w:id="12" w:name="_Toc216298427"/>
       <w:r>
         <w:t xml:space="preserve">Persistencia </w:t>
       </w:r>
@@ -4514,7 +4942,7 @@
       <w:pPr>
         <w:pStyle w:val="Ttulo2"/>
       </w:pPr>
-      <w:bookmarkStart w:id="13" w:name="_Toc216101934"/>
+      <w:bookmarkStart w:id="13" w:name="_Toc216298428"/>
       <w:r>
         <w:t xml:space="preserve">Vista </w:t>
       </w:r>
@@ -4545,7 +4973,7 @@
           <w:szCs w:val="30"/>
         </w:rPr>
       </w:pPr>
-      <w:bookmarkStart w:id="14" w:name="_Toc216101935"/>
+      <w:bookmarkStart w:id="14" w:name="_Toc216298429"/>
       <w:r>
         <w:rPr>
           <w:sz w:val="30"/>
@@ -4559,7 +4987,7 @@
       <w:pPr>
         <w:pStyle w:val="Ttulo2"/>
       </w:pPr>
-      <w:bookmarkStart w:id="15" w:name="_Toc216101936"/>
+      <w:bookmarkStart w:id="15" w:name="_Toc216298430"/>
       <w:r>
         <w:t>Problemáticas</w:t>
       </w:r>
@@ -4626,19 +5054,11 @@
       <w:pPr>
         <w:pStyle w:val="Ttulo2"/>
       </w:pPr>
-      <w:bookmarkStart w:id="16" w:name="_Toc216101937"/>
-      <w:proofErr w:type="gramStart"/>
-      <w:r>
-        <w:t xml:space="preserve">Aspectos a </w:t>
-      </w:r>
-      <w:r>
-        <w:t>m</w:t>
-      </w:r>
-      <w:r>
-        <w:t>ejorar</w:t>
+      <w:bookmarkStart w:id="16" w:name="_Toc216298431"/>
+      <w:r>
+        <w:t>Aspectos por mejorar</w:t>
       </w:r>
       <w:bookmarkEnd w:id="16"/>
-      <w:proofErr w:type="gramEnd"/>
     </w:p>
     <w:p>
       <w:pPr>
@@ -4711,7 +5131,7 @@
       <w:pPr>
         <w:pStyle w:val="Ttulo2"/>
       </w:pPr>
-      <w:bookmarkStart w:id="17" w:name="_Toc216101938"/>
+      <w:bookmarkStart w:id="17" w:name="_Toc216298432"/>
       <w:r>
         <w:lastRenderedPageBreak/>
         <w:t>Posibles líneas futuras</w:t>
@@ -4828,7 +5248,7 @@
       <w:pPr>
         <w:pStyle w:val="Ttulo1"/>
       </w:pPr>
-      <w:bookmarkStart w:id="18" w:name="_Toc216101939"/>
+      <w:bookmarkStart w:id="18" w:name="_Toc216298433"/>
       <w:r>
         <w:t>Conclusiones</w:t>
       </w:r>
@@ -7488,6 +7908,7 @@
     <w:rsid w:val="000D0583"/>
     <w:rsid w:val="001266F4"/>
     <w:rsid w:val="001331CB"/>
+    <w:rsid w:val="001F0A33"/>
     <w:rsid w:val="00487EAF"/>
     <w:rsid w:val="00633F58"/>
     <w:rsid w:val="008011D3"/>
@@ -7495,6 +7916,7 @@
     <w:rsid w:val="009E371C"/>
     <w:rsid w:val="009E4D62"/>
     <w:rsid w:val="00AD45DA"/>
+    <w:rsid w:val="00D141D3"/>
     <w:rsid w:val="00DA247F"/>
     <w:rsid w:val="00DD70B0"/>
     <w:rsid w:val="00F17DA0"/>
